--- a/docs/ISP Network Observability Platform - Installation Manual.docx
+++ b/docs/ISP Network Observability Platform - Installation Manual.docx
@@ -155,7 +155,7 @@
           </w:tcPr>
           <w:p>
             <w:r>
-              <w:t xml:space="preserve">1.0, 29 October 2026</w:t>
+              <w:t xml:space="preserve">1.1, 29 October 2026</w:t>
             </w:r>
           </w:p>
         </w:tc>
@@ -4151,7 +4151,33 @@
         <w:t xml:space="preserve">ansible/secrets.yml</w:t>
       </w:r>
       <w:r>
-        <w:t xml:space="preserve">, committed to git. The password that opens it is kept in the macOS Keychain so no deploy asks for it. Store it in the Keychain:</w:t>
+        <w:t xml:space="preserve">, committed to git. The password that opens it is kept in the macOS Keychain, so no deploy or edit asks for it. It is only ever used on the laptop; the server never sees the vault or its password.</w:t>
+      </w:r>
+    </w:p>
+    <w:p>
+      <w:pPr>
+        <w:pStyle w:val="Heading2"/>
+        <w:keepNext/>
+        <w:spacing w:before="240" w:after="120"/>
+      </w:pPr>
+      <w:r>
+        <w:t xml:space="preserve">6.1 A new password for every new installation</w:t>
+      </w:r>
+    </w:p>
+    <w:p>
+      <w:pPr>
+        <w:spacing w:after="120"/>
+      </w:pPr>
+      <w:r>
+        <w:t xml:space="preserve">A production server gets its own vault password. Never reuse one from a lab or test install: anyone who knew the test password could open the production secrets.</w:t>
+      </w:r>
+    </w:p>
+    <w:p>
+      <w:pPr>
+        <w:spacing w:after="120"/>
+      </w:pPr>
+      <w:r>
+        <w:t xml:space="preserve">Check whether the laptop already has a vault password stored (for example from a lab test):</w:t>
       </w:r>
     </w:p>
     <w:p>
@@ -4184,6 +4210,96 @@
           <w:sz w:val="18"/>
           <w:szCs w:val="18"/>
         </w:rPr>
+        <w:t xml:space="preserve">security find-generic-password -a "$USER" -s isp-observability-vault -w</w:t>
+      </w:r>
+    </w:p>
+    <w:p>
+      <w:pPr>
+        <w:spacing w:after="120"/>
+      </w:pPr>
+      <w:r>
+        <w:t xml:space="preserve">It prints the stored password (macOS may ask for your login password first), or says "could not be found" if there is none. Do not paste the output into chat, email or tickets.</w:t>
+      </w:r>
+    </w:p>
+    <w:p>
+      <w:pPr>
+        <w:keepNext/>
+        <w:spacing w:before="80" w:after="0"/>
+      </w:pPr>
+      <w:r>
+        <w:rPr>
+          <w:i/>
+          <w:iCs/>
+          <w:color w:val="5B6475"/>
+          <w:sz w:val="17"/>
+          <w:szCs w:val="17"/>
+        </w:rPr>
+        <w:t xml:space="preserve">Laptop (if a lab or test vault exists)</w:t>
+      </w:r>
+    </w:p>
+    <w:p>
+      <w:pPr>
+        <w:keepNext w:val="false"/>
+        <w:keepLines/>
+        <w:shd w:fill="F1F5F9" w:color="auto" w:val="clear"/>
+        <w:spacing w:before="0" w:after="140"/>
+        <w:ind w:left="120" w:right="120"/>
+      </w:pPr>
+      <w:r>
+        <w:rPr>
+          <w:rFonts w:ascii="Consolas" w:cs="Consolas" w:eastAsia="Consolas" w:hAnsi="Consolas"/>
+          <w:sz w:val="18"/>
+          <w:szCs w:val="18"/>
+        </w:rPr>
+        <w:t xml:space="preserve">mv ansible/secrets.yml ansible/secrets.lab.yml     # only if a lab vault exists</w:t>
+      </w:r>
+    </w:p>
+    <w:p>
+      <w:pPr>
+        <w:spacing w:after="120"/>
+      </w:pPr>
+      <w:r>
+        <w:t xml:space="preserve">Moves an old vault aside so section 7 starts a fresh one. Never commit the lab file. Once the old password is replaced (next step) the lab vault no longer opens without typing its old password.</w:t>
+      </w:r>
+    </w:p>
+    <w:p>
+      <w:pPr>
+        <w:spacing w:after="120"/>
+      </w:pPr>
+      <w:r>
+        <w:t xml:space="preserve">Choose a new long random password (for example 30+ characters from the password manager's generator) and store it in the Keychain:</w:t>
+      </w:r>
+    </w:p>
+    <w:p>
+      <w:pPr>
+        <w:keepNext/>
+        <w:spacing w:before="80" w:after="0"/>
+      </w:pPr>
+      <w:r>
+        <w:rPr>
+          <w:i/>
+          <w:iCs/>
+          <w:color w:val="5B6475"/>
+          <w:sz w:val="17"/>
+          <w:szCs w:val="17"/>
+        </w:rPr>
+        <w:t xml:space="preserve">Laptop</w:t>
+      </w:r>
+    </w:p>
+    <w:p>
+      <w:pPr>
+        <w:keepNext w:val="false"/>
+        <w:keepLines/>
+        <w:shd w:fill="F1F5F9" w:color="auto" w:val="clear"/>
+        <w:spacing w:before="0" w:after="140"/>
+        <w:ind w:left="120" w:right="120"/>
+      </w:pPr>
+      <w:r>
+        <w:rPr>
+          <w:rFonts w:ascii="Consolas" w:cs="Consolas" w:eastAsia="Consolas" w:hAnsi="Consolas"/>
+          <w:sz w:val="18"/>
+          <w:szCs w:val="18"/>
+        </w:rPr>
         <w:t xml:space="preserve">security add-generic-password -U -a "$USER" -s isp-observability-vault -w</w:t>
       </w:r>
     </w:p>
@@ -4204,7 +4320,19 @@
         <w:t xml:space="preserve">-U</w:t>
       </w:r>
       <w:r>
-        <w:t xml:space="preserve"> replaces an earlier entry (for example one left from a lab test).</w:t>
+        <w:t xml:space="preserve"> replaces an existing entry. Check it with the </w:t>
+      </w:r>
+      <w:r>
+        <w:rPr>
+          <w:rFonts w:ascii="Consolas" w:cs="Consolas" w:eastAsia="Consolas" w:hAnsi="Consolas"/>
+          <w:color w:val="1F3A6B"/>
+          <w:sz w:val="19"/>
+          <w:szCs w:val="19"/>
+        </w:rPr>
+        <w:t xml:space="preserve">find-generic-password</w:t>
+      </w:r>
+      <w:r>
+        <w:t xml:space="preserve"> command above.</w:t>
       </w:r>
     </w:p>
     <w:p>
@@ -4224,7 +4352,7 @@
         <w:t xml:space="preserve">Important: </w:t>
       </w:r>
       <w:r>
-        <w:t xml:space="preserve">Save the same password in the company password manager now. The laptop is not a backup: without this password nobody can open the secrets, and every secret would have to be recreated.</w:t>
+        <w:t xml:space="preserve">Save the same password in the company password manager now, and make sure at least two people know where it is. The laptop is not a backup.</w:t>
       </w:r>
     </w:p>
     <w:p>
@@ -4244,7 +4372,17 @@
         <w:t xml:space="preserve">Note: </w:t>
       </w:r>
       <w:r>
-        <w:t xml:space="preserve">If the laptop already has an </w:t>
+        <w:t xml:space="preserve">Set the new password </w:t>
+      </w:r>
+      <w:r>
+        <w:rPr>
+          <w:b/>
+          <w:bCs/>
+        </w:rPr>
+        <w:t xml:space="preserve">before</w:t>
+      </w:r>
+      <w:r>
+        <w:t xml:space="preserve"> running </w:t>
       </w:r>
       <w:r>
         <w:rPr>
@@ -4253,23 +4391,384 @@
           <w:sz w:val="19"/>
           <w:szCs w:val="19"/>
         </w:rPr>
-        <w:t xml:space="preserve">ansible/secrets.yml</w:t>
-      </w:r>
-      <w:r>
-        <w:t xml:space="preserve"> from a lab or test server, move it aside first so you start clean: </w:t>
-      </w:r>
-      <w:r>
-        <w:rPr>
-          <w:rFonts w:ascii="Consolas" w:cs="Consolas" w:eastAsia="Consolas" w:hAnsi="Consolas"/>
-          <w:color w:val="1F3A6B"/>
-          <w:sz w:val="19"/>
-          <w:szCs w:val="19"/>
-        </w:rPr>
-        <w:t xml:space="preserve">mv ansible/secrets.yml ansible/secrets.lab.yml</w:t>
-      </w:r>
-      <w:r>
-        <w:t xml:space="preserve"> (never commit the lab file).</w:t>
-      </w:r>
+        <w:t xml:space="preserve">scripts/edit-secrets.sh</w:t>
+      </w:r>
+      <w:r>
+        <w:t xml:space="preserve"> in section 7: the vault is encrypted with whatever password the Keychain holds at that moment.</w:t>
+      </w:r>
+    </w:p>
+    <w:p>
+      <w:pPr>
+        <w:pStyle w:val="Heading2"/>
+        <w:keepNext/>
+        <w:spacing w:before="240" w:after="120"/>
+      </w:pPr>
+      <w:r>
+        <w:t xml:space="preserve">6.2 Later: another laptop, a new password, a lost password</w:t>
+      </w:r>
+    </w:p>
+    <w:tbl>
+      <w:tblPr>
+        <w:tblW w:type="dxa" w:w="9638"/>
+        <w:tblBorders>
+          <w:top w:val="single" w:color="auto" w:sz="4"/>
+          <w:left w:val="single" w:color="auto" w:sz="4"/>
+          <w:bottom w:val="single" w:color="auto" w:sz="4"/>
+          <w:right w:val="single" w:color="auto" w:sz="4"/>
+          <w:insideH w:val="single" w:color="auto" w:sz="4"/>
+          <w:insideV w:val="single" w:color="auto" w:sz="4"/>
+        </w:tblBorders>
+      </w:tblPr>
+      <w:tblGrid>
+        <w:gridCol w:w="2811"/>
+        <w:gridCol w:w="6827"/>
+      </w:tblGrid>
+      <w:tr>
+        <w:trPr>
+          <w:cantSplit/>
+          <w:tblHeader/>
+        </w:trPr>
+        <w:tc>
+          <w:tcPr>
+            <w:tcW w:type="dxa" w:w="2811"/>
+            <w:tcBorders>
+              <w:top w:val="single" w:color="auto" w:sz="4"/>
+              <w:left w:val="single" w:color="auto" w:sz="4"/>
+              <w:bottom w:val="single" w:color="auto" w:sz="4"/>
+              <w:right w:val="single" w:color="auto" w:sz="4"/>
+            </w:tcBorders>
+            <w:shd w:fill="0A4BCC" w:color="auto" w:val="clear"/>
+            <w:tcMar>
+              <w:top w:type="dxa" w:w="60"/>
+              <w:left w:type="dxa" w:w="100"/>
+              <w:bottom w:type="dxa" w:w="60"/>
+              <w:right w:type="dxa" w:w="100"/>
+            </w:tcMar>
+          </w:tcPr>
+          <w:p>
+            <w:r>
+              <w:rPr>
+                <w:b/>
+                <w:bCs/>
+                <w:color w:val="FFFFFF"/>
+              </w:rPr>
+              <w:t xml:space="preserve">Situation</w:t>
+            </w:r>
+          </w:p>
+        </w:tc>
+        <w:tc>
+          <w:tcPr>
+            <w:tcW w:type="dxa" w:w="6827"/>
+            <w:tcBorders>
+              <w:top w:val="single" w:color="auto" w:sz="4"/>
+              <w:left w:val="single" w:color="auto" w:sz="4"/>
+              <w:bottom w:val="single" w:color="auto" w:sz="4"/>
+              <w:right w:val="single" w:color="auto" w:sz="4"/>
+            </w:tcBorders>
+            <w:shd w:fill="0A4BCC" w:color="auto" w:val="clear"/>
+            <w:tcMar>
+              <w:top w:type="dxa" w:w="60"/>
+              <w:left w:type="dxa" w:w="100"/>
+              <w:bottom w:type="dxa" w:w="60"/>
+              <w:right w:type="dxa" w:w="100"/>
+            </w:tcMar>
+          </w:tcPr>
+          <w:p>
+            <w:r>
+              <w:rPr>
+                <w:b/>
+                <w:bCs/>
+                <w:color w:val="FFFFFF"/>
+              </w:rPr>
+              <w:t xml:space="preserve">What to do</w:t>
+            </w:r>
+          </w:p>
+        </w:tc>
+      </w:tr>
+      <w:tr>
+        <w:trPr>
+          <w:cantSplit/>
+        </w:trPr>
+        <w:tc>
+          <w:tcPr>
+            <w:tcW w:type="dxa" w:w="2811"/>
+            <w:tcBorders>
+              <w:top w:val="single" w:color="auto" w:sz="4"/>
+              <w:left w:val="single" w:color="auto" w:sz="4"/>
+              <w:bottom w:val="single" w:color="auto" w:sz="4"/>
+              <w:right w:val="single" w:color="auto" w:sz="4"/>
+            </w:tcBorders>
+            <w:tcMar>
+              <w:top w:type="dxa" w:w="60"/>
+              <w:left w:type="dxa" w:w="100"/>
+              <w:bottom w:type="dxa" w:w="60"/>
+              <w:right w:type="dxa" w:w="100"/>
+            </w:tcMar>
+          </w:tcPr>
+          <w:p>
+            <w:r>
+              <w:t xml:space="preserve">Another laptop or engineer</w:t>
+            </w:r>
+          </w:p>
+        </w:tc>
+        <w:tc>
+          <w:tcPr>
+            <w:tcW w:type="dxa" w:w="6827"/>
+            <w:tcBorders>
+              <w:top w:val="single" w:color="auto" w:sz="4"/>
+              <w:left w:val="single" w:color="auto" w:sz="4"/>
+              <w:bottom w:val="single" w:color="auto" w:sz="4"/>
+              <w:right w:val="single" w:color="auto" w:sz="4"/>
+            </w:tcBorders>
+            <w:tcMar>
+              <w:top w:type="dxa" w:w="60"/>
+              <w:left w:type="dxa" w:w="100"/>
+              <w:bottom w:type="dxa" w:w="60"/>
+              <w:right w:type="dxa" w:w="100"/>
+            </w:tcMar>
+          </w:tcPr>
+          <w:p>
+            <w:r>
+              <w:t xml:space="preserve">Clone the repository, then run the </w:t>
+            </w:r>
+            <w:r>
+              <w:rPr>
+                <w:rFonts w:ascii="Consolas" w:cs="Consolas" w:eastAsia="Consolas" w:hAnsi="Consolas"/>
+                <w:color w:val="1F3A6B"/>
+                <w:sz w:val="19"/>
+                <w:szCs w:val="19"/>
+              </w:rPr>
+              <w:t xml:space="preserve">add-generic-password</w:t>
+            </w:r>
+            <w:r>
+              <w:t xml:space="preserve"> command above once with the same password (from the password manager).</w:t>
+            </w:r>
+          </w:p>
+        </w:tc>
+      </w:tr>
+      <w:tr>
+        <w:trPr>
+          <w:cantSplit/>
+        </w:trPr>
+        <w:tc>
+          <w:tcPr>
+            <w:tcW w:type="dxa" w:w="2811"/>
+            <w:tcBorders>
+              <w:top w:val="single" w:color="auto" w:sz="4"/>
+              <w:left w:val="single" w:color="auto" w:sz="4"/>
+              <w:bottom w:val="single" w:color="auto" w:sz="4"/>
+              <w:right w:val="single" w:color="auto" w:sz="4"/>
+            </w:tcBorders>
+            <w:tcMar>
+              <w:top w:type="dxa" w:w="60"/>
+              <w:left w:type="dxa" w:w="100"/>
+              <w:bottom w:type="dxa" w:w="60"/>
+              <w:right w:type="dxa" w:w="100"/>
+            </w:tcMar>
+          </w:tcPr>
+          <w:p>
+            <w:r>
+              <w:t xml:space="preserve">Change the password (someone leaves, or it may have leaked)</w:t>
+            </w:r>
+          </w:p>
+        </w:tc>
+        <w:tc>
+          <w:tcPr>
+            <w:tcW w:type="dxa" w:w="6827"/>
+            <w:tcBorders>
+              <w:top w:val="single" w:color="auto" w:sz="4"/>
+              <w:left w:val="single" w:color="auto" w:sz="4"/>
+              <w:bottom w:val="single" w:color="auto" w:sz="4"/>
+              <w:right w:val="single" w:color="auto" w:sz="4"/>
+            </w:tcBorders>
+            <w:tcMar>
+              <w:top w:type="dxa" w:w="60"/>
+              <w:left w:type="dxa" w:w="100"/>
+              <w:bottom w:type="dxa" w:w="60"/>
+              <w:right w:type="dxa" w:w="100"/>
+            </w:tcMar>
+          </w:tcPr>
+          <w:p>
+            <w:r>
+              <w:t xml:space="preserve">From the </w:t>
+            </w:r>
+            <w:r>
+              <w:rPr>
+                <w:rFonts w:ascii="Consolas" w:cs="Consolas" w:eastAsia="Consolas" w:hAnsi="Consolas"/>
+                <w:color w:val="1F3A6B"/>
+                <w:sz w:val="19"/>
+                <w:szCs w:val="19"/>
+              </w:rPr>
+              <w:t xml:space="preserve">ansible/</w:t>
+            </w:r>
+            <w:r>
+              <w:t xml:space="preserve"> folder: </w:t>
+            </w:r>
+            <w:r>
+              <w:rPr>
+                <w:rFonts w:ascii="Consolas" w:cs="Consolas" w:eastAsia="Consolas" w:hAnsi="Consolas"/>
+                <w:color w:val="1F3A6B"/>
+                <w:sz w:val="19"/>
+                <w:szCs w:val="19"/>
+              </w:rPr>
+              <w:t xml:space="preserve">ansible-vault rekey secrets.yml</w:t>
+            </w:r>
+            <w:r>
+              <w:t xml:space="preserve"> (asks for the old and new password). Then update the Keychain with the </w:t>
+            </w:r>
+            <w:r>
+              <w:rPr>
+                <w:rFonts w:ascii="Consolas" w:cs="Consolas" w:eastAsia="Consolas" w:hAnsi="Consolas"/>
+                <w:color w:val="1F3A6B"/>
+                <w:sz w:val="19"/>
+                <w:szCs w:val="19"/>
+              </w:rPr>
+              <w:t xml:space="preserve">add-generic-password -U</w:t>
+            </w:r>
+            <w:r>
+              <w:t xml:space="preserve"> command, update the password manager, and commit the re-encrypted </w:t>
+            </w:r>
+            <w:r>
+              <w:rPr>
+                <w:rFonts w:ascii="Consolas" w:cs="Consolas" w:eastAsia="Consolas" w:hAnsi="Consolas"/>
+                <w:color w:val="1F3A6B"/>
+                <w:sz w:val="19"/>
+                <w:szCs w:val="19"/>
+              </w:rPr>
+              <w:t xml:space="preserve">ansible/secrets.yml</w:t>
+            </w:r>
+            <w:r>
+              <w:t xml:space="preserve"> through a pull request. If it may have leaked, also change the secrets inside it.</w:t>
+            </w:r>
+          </w:p>
+        </w:tc>
+      </w:tr>
+      <w:tr>
+        <w:trPr>
+          <w:cantSplit/>
+        </w:trPr>
+        <w:tc>
+          <w:tcPr>
+            <w:tcW w:type="dxa" w:w="2811"/>
+            <w:tcBorders>
+              <w:top w:val="single" w:color="auto" w:sz="4"/>
+              <w:left w:val="single" w:color="auto" w:sz="4"/>
+              <w:bottom w:val="single" w:color="auto" w:sz="4"/>
+              <w:right w:val="single" w:color="auto" w:sz="4"/>
+            </w:tcBorders>
+            <w:tcMar>
+              <w:top w:type="dxa" w:w="60"/>
+              <w:left w:type="dxa" w:w="100"/>
+              <w:bottom w:type="dxa" w:w="60"/>
+              <w:right w:type="dxa" w:w="100"/>
+            </w:tcMar>
+          </w:tcPr>
+          <w:p>
+            <w:r>
+              <w:t xml:space="preserve">Password lost</w:t>
+            </w:r>
+          </w:p>
+        </w:tc>
+        <w:tc>
+          <w:tcPr>
+            <w:tcW w:type="dxa" w:w="6827"/>
+            <w:tcBorders>
+              <w:top w:val="single" w:color="auto" w:sz="4"/>
+              <w:left w:val="single" w:color="auto" w:sz="4"/>
+              <w:bottom w:val="single" w:color="auto" w:sz="4"/>
+              <w:right w:val="single" w:color="auto" w:sz="4"/>
+            </w:tcBorders>
+            <w:tcMar>
+              <w:top w:type="dxa" w:w="60"/>
+              <w:left w:type="dxa" w:w="100"/>
+              <w:bottom w:type="dxa" w:w="60"/>
+              <w:right w:type="dxa" w:w="100"/>
+            </w:tcMar>
+          </w:tcPr>
+          <w:p>
+            <w:r>
+              <w:t xml:space="preserve">The vault cannot be opened, by anyone. The running server keeps working, but no deploy is possible. Recover by reading the current values on the server (</w:t>
+            </w:r>
+            <w:r>
+              <w:rPr>
+                <w:rFonts w:ascii="Consolas" w:cs="Consolas" w:eastAsia="Consolas" w:hAnsi="Consolas"/>
+                <w:color w:val="1F3A6B"/>
+                <w:sz w:val="19"/>
+                <w:szCs w:val="19"/>
+              </w:rPr>
+              <w:t xml:space="preserve">sudo cat /opt/isp-observability/secrets/*</w:t>
+            </w:r>
+            <w:r>
+              <w:t xml:space="preserve">, </w:t>
+            </w:r>
+            <w:r>
+              <w:rPr>
+                <w:rFonts w:ascii="Consolas" w:cs="Consolas" w:eastAsia="Consolas" w:hAnsi="Consolas"/>
+                <w:color w:val="1F3A6B"/>
+                <w:sz w:val="19"/>
+                <w:szCs w:val="19"/>
+              </w:rPr>
+              <w:t xml:space="preserve">routeros_exporter/config.yml</w:t>
+            </w:r>
+            <w:r>
+              <w:t xml:space="preserve">, </w:t>
+            </w:r>
+            <w:r>
+              <w:rPr>
+                <w:rFonts w:ascii="Consolas" w:cs="Consolas" w:eastAsia="Consolas" w:hAnsi="Consolas"/>
+                <w:color w:val="1F3A6B"/>
+                <w:sz w:val="19"/>
+                <w:szCs w:val="19"/>
+              </w:rPr>
+              <w:t xml:space="preserve">.env</w:t>
+            </w:r>
+            <w:r>
+              <w:t xml:space="preserve">, </w:t>
+            </w:r>
+            <w:r>
+              <w:rPr>
+                <w:rFonts w:ascii="Consolas" w:cs="Consolas" w:eastAsia="Consolas" w:hAnsi="Consolas"/>
+                <w:color w:val="1F3A6B"/>
+                <w:sz w:val="19"/>
+                <w:szCs w:val="19"/>
+              </w:rPr>
+              <w:t xml:space="preserve">sudo ufw status</w:t>
+            </w:r>
+            <w:r>
+              <w:t xml:space="preserve">, </w:t>
+            </w:r>
+            <w:r>
+              <w:rPr>
+                <w:rFonts w:ascii="Consolas" w:cs="Consolas" w:eastAsia="Consolas" w:hAnsi="Consolas"/>
+                <w:color w:val="1F3A6B"/>
+                <w:sz w:val="19"/>
+                <w:szCs w:val="19"/>
+              </w:rPr>
+              <w:t xml:space="preserve">sudo iptables -S DOCKER-USER</w:t>
+            </w:r>
+            <w:r>
+              <w:t xml:space="preserve">), moving the old vault aside, setting a new password (6.1) and re-entering every value with </w:t>
+            </w:r>
+            <w:r>
+              <w:rPr>
+                <w:rFonts w:ascii="Consolas" w:cs="Consolas" w:eastAsia="Consolas" w:hAnsi="Consolas"/>
+                <w:color w:val="1F3A6B"/>
+                <w:sz w:val="19"/>
+                <w:szCs w:val="19"/>
+              </w:rPr>
+              <w:t xml:space="preserve">scripts/edit-secrets.sh</w:t>
+            </w:r>
+            <w:r>
+              <w:t xml:space="preserve">. If the server is lost too, every credential must be created again.</w:t>
+            </w:r>
+          </w:p>
+        </w:tc>
+      </w:tr>
+    </w:tbl>
+    <w:p>
+      <w:pPr>
+        <w:spacing w:after="60"/>
+      </w:pPr>
     </w:p>
     <w:p>
       <w:pPr>
@@ -6603,7 +7102,17 @@
           </w:tcPr>
           <w:p>
             <w:r>
-              <w:t xml:space="preserve">Vault password in the Keychain </w:t>
+              <w:t xml:space="preserve">A </w:t>
+            </w:r>
+            <w:r>
+              <w:rPr>
+                <w:b/>
+                <w:bCs/>
+              </w:rPr>
+              <w:t xml:space="preserve">new</w:t>
+            </w:r>
+            <w:r>
+              <w:t xml:space="preserve"> vault password for this installation (not the lab one), in the Keychain </w:t>
             </w:r>
             <w:r>
               <w:rPr>
@@ -12520,6 +13029,64 @@
                 <w:szCs w:val="19"/>
               </w:rPr>
               <w:t xml:space="preserve">scripts/deploy.sh</w:t>
+            </w:r>
+          </w:p>
+        </w:tc>
+      </w:tr>
+      <w:tr>
+        <w:trPr>
+          <w:cantSplit/>
+        </w:trPr>
+        <w:tc>
+          <w:tcPr>
+            <w:tcW w:type="dxa" w:w="3614"/>
+            <w:tcBorders>
+              <w:top w:val="single" w:color="auto" w:sz="4"/>
+              <w:left w:val="single" w:color="auto" w:sz="4"/>
+              <w:bottom w:val="single" w:color="auto" w:sz="4"/>
+              <w:right w:val="single" w:color="auto" w:sz="4"/>
+            </w:tcBorders>
+            <w:tcMar>
+              <w:top w:type="dxa" w:w="60"/>
+              <w:left w:type="dxa" w:w="100"/>
+              <w:bottom w:type="dxa" w:w="60"/>
+              <w:right w:type="dxa" w:w="100"/>
+            </w:tcMar>
+          </w:tcPr>
+          <w:p>
+            <w:r>
+              <w:t xml:space="preserve">Change the vault password</w:t>
+            </w:r>
+          </w:p>
+        </w:tc>
+        <w:tc>
+          <w:tcPr>
+            <w:tcW w:type="dxa" w:w="6024"/>
+            <w:tcBorders>
+              <w:top w:val="single" w:color="auto" w:sz="4"/>
+              <w:left w:val="single" w:color="auto" w:sz="4"/>
+              <w:bottom w:val="single" w:color="auto" w:sz="4"/>
+              <w:right w:val="single" w:color="auto" w:sz="4"/>
+            </w:tcBorders>
+            <w:tcMar>
+              <w:top w:type="dxa" w:w="60"/>
+              <w:left w:type="dxa" w:w="100"/>
+              <w:bottom w:type="dxa" w:w="60"/>
+              <w:right w:type="dxa" w:w="100"/>
+            </w:tcMar>
+          </w:tcPr>
+          <w:p>
+            <w:r>
+              <w:rPr>
+                <w:rFonts w:ascii="Consolas" w:cs="Consolas" w:eastAsia="Consolas" w:hAnsi="Consolas"/>
+                <w:color w:val="1F3A6B"/>
+                <w:sz w:val="19"/>
+                <w:szCs w:val="19"/>
+              </w:rPr>
+              <w:t xml:space="preserve">cd ansible &amp;&amp; ansible-vault rekey secrets.yml</w:t>
+            </w:r>
+            <w:r>
+              <w:t xml:space="preserve">, update Keychain and password manager, commit (section 6.2)</w:t>
             </w:r>
           </w:p>
         </w:tc>

--- a/docs/ISP Network Observability Platform - Installation Manual.docx
+++ b/docs/ISP Network Observability Platform - Installation Manual.docx
@@ -155,7 +155,7 @@
           </w:tcPr>
           <w:p>
             <w:r>
-              <w:t xml:space="preserve">1.1, 29 October 2026</w:t>
+              <w:t xml:space="preserve">1.2, 29 October 2026</w:t>
             </w:r>
           </w:p>
         </w:tc>
@@ -204,7 +204,7 @@
           </w:tcPr>
           <w:p>
             <w:r>
-              <w:t xml:space="preserve">The repository at </w:t>
+              <w:t xml:space="preserve">The repository at main and this ISP's site folder, released with </w:t>
             </w:r>
             <w:r>
               <w:rPr>
@@ -213,19 +213,7 @@
                 <w:sz w:val="19"/>
                 <w:szCs w:val="19"/>
               </w:rPr>
-              <w:t xml:space="preserve">main</w:t>
-            </w:r>
-            <w:r>
-              <w:t xml:space="preserve">, released with </w:t>
-            </w:r>
-            <w:r>
-              <w:rPr>
-                <w:rFonts w:ascii="Consolas" w:cs="Consolas" w:eastAsia="Consolas" w:hAnsi="Consolas"/>
-                <w:color w:val="1F3A6B"/>
-                <w:sz w:val="19"/>
-                <w:szCs w:val="19"/>
-              </w:rPr>
-              <w:t xml:space="preserve">scripts/deploy.sh</w:t>
+              <w:t xml:space="preserve">scripts/deploy.sh --site</w:t>
             </w:r>
           </w:p>
         </w:tc>
@@ -462,10 +450,10 @@
           <w:sz w:val="19"/>
           <w:szCs w:val="19"/>
         </w:rPr>
-        <w:t xml:space="preserve">scripts/deploy.sh</w:t>
-      </w:r>
-      <w:r>
-        <w:t xml:space="preserve">. It connects to the server over SSH and does everything else: installs Docker and the firewall, copies the code, writes the secrets, checks everything, then starts the monitoring stack. You never edit files on the server.</w:t>
+        <w:t xml:space="preserve">scripts/deploy.sh --site &lt;site folder&gt;</w:t>
+      </w:r>
+      <w:r>
+        <w:t xml:space="preserve">. It connects to the server over SSH and does everything else: installs Docker and the firewall, copies the code, generates this ISP's targets and settings, writes the secrets, checks everything, then starts the monitoring stack. You never edit files on the server.</w:t>
       </w:r>
     </w:p>
     <w:tbl>
@@ -610,7 +598,7 @@
           </w:tcPr>
           <w:p>
             <w:r>
-              <w:t xml:space="preserve">The git repository; the encrypted secrets file </w:t>
+              <w:t xml:space="preserve">The product repository (the same for every ISP); this ISP's site folder in its own private repository, with the encrypted secrets file </w:t>
             </w:r>
             <w:r>
               <w:rPr>
@@ -619,7 +607,7 @@
                 <w:sz w:val="19"/>
                 <w:szCs w:val="19"/>
               </w:rPr>
-              <w:t xml:space="preserve">ansible/secrets.yml</w:t>
+              <w:t xml:space="preserve">group_vars/all/vault.yml</w:t>
             </w:r>
             <w:r>
               <w:t xml:space="preserve">; the vault password in the macOS Keychain</w:t>
@@ -705,7 +693,7 @@
           </w:tcPr>
           <w:p>
             <w:r>
-              <w:t xml:space="preserve">Edit targets and secrets, commit, merge, run </w:t>
+              <w:t xml:space="preserve">Describe the network and fill in the secrets in the site folder, commit and push it, run </w:t>
             </w:r>
             <w:r>
               <w:rPr>
@@ -714,7 +702,7 @@
                 <w:sz w:val="19"/>
                 <w:szCs w:val="19"/>
               </w:rPr>
-              <w:t xml:space="preserve">scripts/deploy.sh</w:t>
+              <w:t xml:space="preserve">scripts/deploy.sh --site</w:t>
             </w:r>
           </w:p>
         </w:tc>
@@ -785,7 +773,7 @@
           </w:tcPr>
           <w:p>
             <w:r>
-              <w:t xml:space="preserve">Safety and config checks, packages the exact merged commit</w:t>
+              <w:t xml:space="preserve">Safety and config checks on both repositories, checks the site data, packages the exact merged commit</w:t>
             </w:r>
           </w:p>
         </w:tc>
@@ -2200,7 +2188,7 @@
           </w:tcPr>
           <w:p>
             <w:r>
-              <w:t xml:space="preserve">Encrypts </w:t>
+              <w:t xml:space="preserve">Encrypts this ISP's </w:t>
             </w:r>
             <w:r>
               <w:rPr>
@@ -2209,10 +2197,10 @@
                 <w:sz w:val="19"/>
                 <w:szCs w:val="19"/>
               </w:rPr>
-              <w:t xml:space="preserve">ansible/secrets.yml</w:t>
-            </w:r>
-            <w:r>
-              <w:t xml:space="preserve">. Without it the secrets cannot be opened.</w:t>
+              <w:t xml:space="preserve">vault.yml</w:t>
+            </w:r>
+            <w:r>
+              <w:t xml:space="preserve"> (one password per ISP). Without it the secrets cannot be opened.</w:t>
             </w:r>
           </w:p>
         </w:tc>
@@ -2730,7 +2718,7 @@
           </w:tcPr>
           <w:p>
             <w:r>
-              <w:t xml:space="preserve">For each POP router: a name, management IP, site, POP name.</w:t>
+              <w:t xml:space="preserve">For each POP router: a name, management IP, site, POP name, and the name of its WAN interface.</w:t>
             </w:r>
           </w:p>
         </w:tc>
@@ -2943,7 +2931,7 @@
           </w:tcPr>
           <w:p>
             <w:r>
-              <w:t xml:space="preserve">Your network inventory: IP, site, POP, link endpoints.</w:t>
+              <w:t xml:space="preserve">Your network inventory: IP, site, POP, link endpoints. Also a short id for the ISP, for example acme.</w:t>
             </w:r>
           </w:p>
         </w:tc>
@@ -3169,19 +3157,7 @@
         <w:spacing w:after="60"/>
       </w:pPr>
       <w:r>
-        <w:t xml:space="preserve">Write down the router name you will use (for example </w:t>
-      </w:r>
-      <w:r>
-        <w:rPr>
-          <w:rFonts w:ascii="Consolas" w:cs="Consolas" w:eastAsia="Consolas" w:hAnsi="Consolas"/>
-          <w:color w:val="1F3A6B"/>
-          <w:sz w:val="19"/>
-          <w:szCs w:val="19"/>
-        </w:rPr>
-        <w:t xml:space="preserve">pop1-home</w:t>
-      </w:r>
-      <w:r>
-        <w:t xml:space="preserve">), the username and the password: they go into the vault in section 7.</w:t>
+        <w:t xml:space="preserve">Write down the router name you will use (for example pop-ikeja), the username and the password: the name goes into vars.yml and the login into the vault in section 7.</w:t>
       </w:r>
     </w:p>
     <w:p>
@@ -4000,7 +3976,7 @@
         <w:spacing w:before="240" w:after="120"/>
       </w:pPr>
       <w:r>
-        <w:t xml:space="preserve">5.2 Tell Ansible where the server is</w:t>
+        <w:t xml:space="preserve">5.2 Create the site folder (once per ISP)</w:t>
       </w:r>
     </w:p>
     <w:p>
@@ -4033,7 +4009,7 @@
           <w:sz w:val="18"/>
           <w:szCs w:val="18"/>
         </w:rPr>
-        <w:t xml:space="preserve">cp ansible/inventory.example.ini ansible/inventory.ini</w:t>
+        <w:t xml:space="preserve">cp -R inventories/example ~/isp-sites/&lt;isp&gt;     # outside the repository</w:t>
       </w:r>
     </w:p>
     <w:p>
@@ -4050,7 +4026,7 @@
           <w:sz w:val="18"/>
           <w:szCs w:val="18"/>
         </w:rPr>
-        <w:t xml:space="preserve">open -e ansible/inventory.ini</w:t>
+        <w:t xml:space="preserve">open -e ~/isp-sites/&lt;isp&gt;/hosts.ini</w:t>
       </w:r>
     </w:p>
     <w:p>
@@ -4112,34 +4088,19 @@
         <w:spacing w:after="120"/>
       </w:pPr>
       <w:r>
+        <w:t xml:space="preserve">The site folder holds everything that belongs to this ISP: </w:t>
+      </w:r>
+      <w:r>
         <w:rPr>
           <w:rFonts w:ascii="Consolas" w:cs="Consolas" w:eastAsia="Consolas" w:hAnsi="Consolas"/>
           <w:color w:val="1F3A6B"/>
           <w:sz w:val="19"/>
           <w:szCs w:val="19"/>
         </w:rPr>
-        <w:t xml:space="preserve">ansible/inventory.ini</w:t>
-      </w:r>
-      <w:r>
-        <w:t xml:space="preserve"> is not committed (it is per site).</w:t>
-      </w:r>
-    </w:p>
-    <w:p>
-      <w:pPr>
-        <w:pStyle w:val="Heading1"/>
-        <w:pageBreakBefore/>
-        <w:spacing w:before="240" w:after="160"/>
-      </w:pPr>
-      <w:r>
-        <w:t xml:space="preserve">6. The vault password</w:t>
-      </w:r>
-    </w:p>
-    <w:p>
-      <w:pPr>
-        <w:spacing w:after="120"/>
-      </w:pPr>
-      <w:r>
-        <w:t xml:space="preserve">All secrets live in one encrypted file, </w:t>
+        <w:t xml:space="preserve">hosts.ini</w:t>
+      </w:r>
+      <w:r>
+        <w:t xml:space="preserve">, </w:t>
       </w:r>
       <w:r>
         <w:rPr>
@@ -4148,10 +4109,52 @@
           <w:sz w:val="19"/>
           <w:szCs w:val="19"/>
         </w:rPr>
-        <w:t xml:space="preserve">ansible/secrets.yml</w:t>
-      </w:r>
-      <w:r>
-        <w:t xml:space="preserve">, committed to git. The password that opens it is kept in the macOS Keychain, so no deploy or edit asks for it. It is only ever used on the laptop; the server never sees the vault or its password.</w:t>
+        <w:t xml:space="preserve">group_vars/all/vars.yml</w:t>
+      </w:r>
+      <w:r>
+        <w:t xml:space="preserve"> (plain settings) and </w:t>
+      </w:r>
+      <w:r>
+        <w:rPr>
+          <w:rFonts w:ascii="Consolas" w:cs="Consolas" w:eastAsia="Consolas" w:hAnsi="Consolas"/>
+          <w:color w:val="1F3A6B"/>
+          <w:sz w:val="19"/>
+          <w:szCs w:val="19"/>
+        </w:rPr>
+        <w:t xml:space="preserve">group_vars/all/vault.yml</w:t>
+      </w:r>
+      <w:r>
+        <w:t xml:space="preserve"> (encrypted secrets). It lives in a private git repository of its own (section 7) and never goes into the product repository. Below, &lt;site&gt; means its path, e.g. ~/isp-sites/acme, and &lt;isp&gt; its short id.</w:t>
+      </w:r>
+    </w:p>
+    <w:p>
+      <w:pPr>
+        <w:pStyle w:val="Heading1"/>
+        <w:pageBreakBefore/>
+        <w:spacing w:before="240" w:after="160"/>
+      </w:pPr>
+      <w:r>
+        <w:t xml:space="preserve">6. The vault password</w:t>
+      </w:r>
+    </w:p>
+    <w:p>
+      <w:pPr>
+        <w:spacing w:after="120"/>
+      </w:pPr>
+      <w:r>
+        <w:t xml:space="preserve">All of this ISP's secrets live in one encrypted file in the site folder, </w:t>
+      </w:r>
+      <w:r>
+        <w:rPr>
+          <w:rFonts w:ascii="Consolas" w:cs="Consolas" w:eastAsia="Consolas" w:hAnsi="Consolas"/>
+          <w:color w:val="1F3A6B"/>
+          <w:sz w:val="19"/>
+          <w:szCs w:val="19"/>
+        </w:rPr>
+        <w:t xml:space="preserve">group_vars/all/vault.yml</w:t>
+      </w:r>
+      <w:r>
+        <w:t xml:space="preserve">, committed to the site's private repository. The password that opens it is kept in the macOS Keychain as isp-observability-vault-&lt;isp&gt;, so no deploy or edit asks for it. It is only ever used on the laptop; the server never sees the vault or its password.</w:t>
       </w:r>
     </w:p>
     <w:p>
@@ -4169,7 +4172,7 @@
         <w:spacing w:after="120"/>
       </w:pPr>
       <w:r>
-        <w:t xml:space="preserve">A production server gets its own vault password. Never reuse one from a lab or test install: anyone who knew the test password could open the production secrets.</w:t>
+        <w:t xml:space="preserve">Every ISP, and every production server, gets its own vault password. Never reuse one from a lab or test install or from another ISP: anyone who knew that password could open these production secrets.</w:t>
       </w:r>
     </w:p>
     <w:p>
@@ -4177,7 +4180,7 @@
         <w:spacing w:after="120"/>
       </w:pPr>
       <w:r>
-        <w:t xml:space="preserve">Check whether the laptop already has a vault password stored (for example from a lab test):</w:t>
+        <w:t xml:space="preserve">Check whether the laptop already has a vault password stored for this ISP (&lt;isp&gt; is the short id from section 2.3, e.g. acme):</w:t>
       </w:r>
     </w:p>
     <w:p>
@@ -4210,7 +4213,7 @@
           <w:sz w:val="18"/>
           <w:szCs w:val="18"/>
         </w:rPr>
-        <w:t xml:space="preserve">security find-generic-password -a "$USER" -s isp-observability-vault -w</w:t>
+        <w:t xml:space="preserve">security find-generic-password -a "$USER" -s isp-observability-vault-&lt;isp&gt; -w</w:t>
       </w:r>
     </w:p>
     <w:p>
@@ -4219,47 +4222,6 @@
       </w:pPr>
       <w:r>
         <w:t xml:space="preserve">It prints the stored password (macOS may ask for your login password first), or says "could not be found" if there is none. Do not paste the output into chat, email or tickets.</w:t>
-      </w:r>
-    </w:p>
-    <w:p>
-      <w:pPr>
-        <w:keepNext/>
-        <w:spacing w:before="80" w:after="0"/>
-      </w:pPr>
-      <w:r>
-        <w:rPr>
-          <w:i/>
-          <w:iCs/>
-          <w:color w:val="5B6475"/>
-          <w:sz w:val="17"/>
-          <w:szCs w:val="17"/>
-        </w:rPr>
-        <w:t xml:space="preserve">Laptop (if a lab or test vault exists)</w:t>
-      </w:r>
-    </w:p>
-    <w:p>
-      <w:pPr>
-        <w:keepNext w:val="false"/>
-        <w:keepLines/>
-        <w:shd w:fill="F1F5F9" w:color="auto" w:val="clear"/>
-        <w:spacing w:before="0" w:after="140"/>
-        <w:ind w:left="120" w:right="120"/>
-      </w:pPr>
-      <w:r>
-        <w:rPr>
-          <w:rFonts w:ascii="Consolas" w:cs="Consolas" w:eastAsia="Consolas" w:hAnsi="Consolas"/>
-          <w:sz w:val="18"/>
-          <w:szCs w:val="18"/>
-        </w:rPr>
-        <w:t xml:space="preserve">mv ansible/secrets.yml ansible/secrets.lab.yml     # only if a lab vault exists</w:t>
-      </w:r>
-    </w:p>
-    <w:p>
-      <w:pPr>
-        <w:spacing w:after="120"/>
-      </w:pPr>
-      <w:r>
-        <w:t xml:space="preserve">Moves an old vault aside so section 7 starts a fresh one. Never commit the lab file. Once the old password is replaced (next step) the lab vault no longer opens without typing its old password.</w:t>
       </w:r>
     </w:p>
     <w:p>
@@ -4300,7 +4262,7 @@
           <w:sz w:val="18"/>
           <w:szCs w:val="18"/>
         </w:rPr>
-        <w:t xml:space="preserve">security add-generic-password -U -a "$USER" -s isp-observability-vault -w</w:t>
+        <w:t xml:space="preserve">security add-generic-password -U -a "$USER" -s isp-observability-vault-&lt;isp&gt; -w</w:t>
       </w:r>
     </w:p>
     <w:p>
@@ -4372,17 +4334,7 @@
         <w:t xml:space="preserve">Note: </w:t>
       </w:r>
       <w:r>
-        <w:t xml:space="preserve">Set the new password </w:t>
-      </w:r>
-      <w:r>
-        <w:rPr>
-          <w:b/>
-          <w:bCs/>
-        </w:rPr>
-        <w:t xml:space="preserve">before</w:t>
-      </w:r>
-      <w:r>
-        <w:t xml:space="preserve"> running </w:t>
+        <w:t xml:space="preserve">Set the new password before running </w:t>
       </w:r>
       <w:r>
         <w:rPr>
@@ -4391,10 +4343,10 @@
           <w:sz w:val="19"/>
           <w:szCs w:val="19"/>
         </w:rPr>
-        <w:t xml:space="preserve">scripts/edit-secrets.sh</w:t>
-      </w:r>
-      <w:r>
-        <w:t xml:space="preserve"> in section 7: the vault is encrypted with whatever password the Keychain holds at that moment.</w:t>
+        <w:t xml:space="preserve">scripts/edit-secrets.sh --site</w:t>
+      </w:r>
+      <w:r>
+        <w:t xml:space="preserve"> in section 7: the vault is encrypted with whatever password the Keychain holds at that moment. (A laptop that serves only one ISP may use a single item named isp-observability-vault instead; the per-ISP item wins when both exist.)</w:t>
       </w:r>
     </w:p>
     <w:p>
@@ -4529,19 +4481,7 @@
           </w:tcPr>
           <w:p>
             <w:r>
-              <w:t xml:space="preserve">Clone the repository, then run the </w:t>
-            </w:r>
-            <w:r>
-              <w:rPr>
-                <w:rFonts w:ascii="Consolas" w:cs="Consolas" w:eastAsia="Consolas" w:hAnsi="Consolas"/>
-                <w:color w:val="1F3A6B"/>
-                <w:sz w:val="19"/>
-                <w:szCs w:val="19"/>
-              </w:rPr>
-              <w:t xml:space="preserve">add-generic-password</w:t>
-            </w:r>
-            <w:r>
-              <w:t xml:space="preserve"> command above once with the same password (from the password manager).</w:t>
+              <w:t xml:space="preserve">Clone the product repository and the site repository, then run the add-generic-password command above once with the same password (from the password manager).</w:t>
             </w:r>
           </w:p>
         </w:tc>
@@ -4590,7 +4530,7 @@
           </w:tcPr>
           <w:p>
             <w:r>
-              <w:t xml:space="preserve">From the </w:t>
+              <w:t xml:space="preserve">From the repository folder: </w:t>
             </w:r>
             <w:r>
               <w:rPr>
@@ -4599,46 +4539,10 @@
                 <w:sz w:val="19"/>
                 <w:szCs w:val="19"/>
               </w:rPr>
-              <w:t xml:space="preserve">ansible/</w:t>
-            </w:r>
-            <w:r>
-              <w:t xml:space="preserve"> folder: </w:t>
-            </w:r>
-            <w:r>
-              <w:rPr>
-                <w:rFonts w:ascii="Consolas" w:cs="Consolas" w:eastAsia="Consolas" w:hAnsi="Consolas"/>
-                <w:color w:val="1F3A6B"/>
-                <w:sz w:val="19"/>
-                <w:szCs w:val="19"/>
-              </w:rPr>
-              <w:t xml:space="preserve">ansible-vault rekey secrets.yml</w:t>
-            </w:r>
-            <w:r>
-              <w:t xml:space="preserve"> (asks for the old and new password). Then update the Keychain with the </w:t>
-            </w:r>
-            <w:r>
-              <w:rPr>
-                <w:rFonts w:ascii="Consolas" w:cs="Consolas" w:eastAsia="Consolas" w:hAnsi="Consolas"/>
-                <w:color w:val="1F3A6B"/>
-                <w:sz w:val="19"/>
-                <w:szCs w:val="19"/>
-              </w:rPr>
-              <w:t xml:space="preserve">add-generic-password -U</w:t>
-            </w:r>
-            <w:r>
-              <w:t xml:space="preserve"> command, update the password manager, and commit the re-encrypted </w:t>
-            </w:r>
-            <w:r>
-              <w:rPr>
-                <w:rFonts w:ascii="Consolas" w:cs="Consolas" w:eastAsia="Consolas" w:hAnsi="Consolas"/>
-                <w:color w:val="1F3A6B"/>
-                <w:sz w:val="19"/>
-                <w:szCs w:val="19"/>
-              </w:rPr>
-              <w:t xml:space="preserve">ansible/secrets.yml</w:t>
-            </w:r>
-            <w:r>
-              <w:t xml:space="preserve"> through a pull request. If it may have leaked, also change the secrets inside it.</w:t>
+              <w:t xml:space="preserve">ansible-vault rekey &lt;site&gt;/group_vars/all/vault.yml</w:t>
+            </w:r>
+            <w:r>
+              <w:t xml:space="preserve"> (asks for the old and new password). Then update the Keychain with the add-generic-password -U command, update the password manager, and commit and push the re-encrypted vault.yml in the site repository. If it may have leaked, also change the secrets inside it.</w:t>
             </w:r>
           </w:p>
         </w:tc>
@@ -4687,7 +4591,7 @@
           </w:tcPr>
           <w:p>
             <w:r>
-              <w:t xml:space="preserve">The vault cannot be opened, by anyone. The running server keeps working, but no deploy is possible. Recover by reading the current values on the server (</w:t>
+              <w:t xml:space="preserve">The vault cannot be opened, by anyone. The running server keeps working, but no deploy is possible. Recover by reading the current values on the server (sudo cat /opt/isp-observability/secrets/*, .env), setting a new password (6.1), deleting the site's vault.yml and re-entering every value with </w:t>
             </w:r>
             <w:r>
               <w:rPr>
@@ -4696,67 +4600,7 @@
                 <w:sz w:val="19"/>
                 <w:szCs w:val="19"/>
               </w:rPr>
-              <w:t xml:space="preserve">sudo cat /opt/isp-observability/secrets/*</w:t>
-            </w:r>
-            <w:r>
-              <w:t xml:space="preserve">, </w:t>
-            </w:r>
-            <w:r>
-              <w:rPr>
-                <w:rFonts w:ascii="Consolas" w:cs="Consolas" w:eastAsia="Consolas" w:hAnsi="Consolas"/>
-                <w:color w:val="1F3A6B"/>
-                <w:sz w:val="19"/>
-                <w:szCs w:val="19"/>
-              </w:rPr>
-              <w:t xml:space="preserve">routeros_exporter/config.yml</w:t>
-            </w:r>
-            <w:r>
-              <w:t xml:space="preserve">, </w:t>
-            </w:r>
-            <w:r>
-              <w:rPr>
-                <w:rFonts w:ascii="Consolas" w:cs="Consolas" w:eastAsia="Consolas" w:hAnsi="Consolas"/>
-                <w:color w:val="1F3A6B"/>
-                <w:sz w:val="19"/>
-                <w:szCs w:val="19"/>
-              </w:rPr>
-              <w:t xml:space="preserve">.env</w:t>
-            </w:r>
-            <w:r>
-              <w:t xml:space="preserve">, </w:t>
-            </w:r>
-            <w:r>
-              <w:rPr>
-                <w:rFonts w:ascii="Consolas" w:cs="Consolas" w:eastAsia="Consolas" w:hAnsi="Consolas"/>
-                <w:color w:val="1F3A6B"/>
-                <w:sz w:val="19"/>
-                <w:szCs w:val="19"/>
-              </w:rPr>
-              <w:t xml:space="preserve">sudo ufw status</w:t>
-            </w:r>
-            <w:r>
-              <w:t xml:space="preserve">, </w:t>
-            </w:r>
-            <w:r>
-              <w:rPr>
-                <w:rFonts w:ascii="Consolas" w:cs="Consolas" w:eastAsia="Consolas" w:hAnsi="Consolas"/>
-                <w:color w:val="1F3A6B"/>
-                <w:sz w:val="19"/>
-                <w:szCs w:val="19"/>
-              </w:rPr>
-              <w:t xml:space="preserve">sudo iptables -S DOCKER-USER</w:t>
-            </w:r>
-            <w:r>
-              <w:t xml:space="preserve">), moving the old vault aside, setting a new password (6.1) and re-entering every value with </w:t>
-            </w:r>
-            <w:r>
-              <w:rPr>
-                <w:rFonts w:ascii="Consolas" w:cs="Consolas" w:eastAsia="Consolas" w:hAnsi="Consolas"/>
-                <w:color w:val="1F3A6B"/>
-                <w:sz w:val="19"/>
-                <w:szCs w:val="19"/>
-              </w:rPr>
-              <w:t xml:space="preserve">scripts/edit-secrets.sh</w:t>
+              <w:t xml:space="preserve">scripts/edit-secrets.sh --site &lt;site&gt;</w:t>
             </w:r>
             <w:r>
               <w:t xml:space="preserve">. If the server is lost too, every credential must be created again.</w:t>
@@ -4785,19 +4629,7 @@
         <w:spacing w:after="120"/>
       </w:pPr>
       <w:r>
-        <w:t xml:space="preserve">Everything site-specific is changed on a branch and merged through a pull request: the deploy only installs what is on </w:t>
-      </w:r>
-      <w:r>
-        <w:rPr>
-          <w:rFonts w:ascii="Consolas" w:cs="Consolas" w:eastAsia="Consolas" w:hAnsi="Consolas"/>
-          <w:color w:val="1F3A6B"/>
-          <w:sz w:val="19"/>
-          <w:szCs w:val="19"/>
-        </w:rPr>
-        <w:t xml:space="preserve">main</w:t>
-      </w:r>
-      <w:r>
-        <w:t xml:space="preserve">.</w:t>
+        <w:t xml:space="preserve">Everything that belongs to this ISP goes in the site folder and is committed to the site's private git repository. The product repository is not changed and needs no pull request. Make the site folder a git repository:</w:t>
       </w:r>
     </w:p>
     <w:p>
@@ -4830,7 +4662,7 @@
           <w:sz w:val="18"/>
           <w:szCs w:val="18"/>
         </w:rPr>
-        <w:t xml:space="preserve">git checkout main &amp;&amp; git pull</w:t>
+        <w:t xml:space="preserve">cd ~/isp-sites/&lt;isp&gt; &amp;&amp; git init &amp;&amp; git remote add origin &lt;private-repo-url&gt;</w:t>
       </w:r>
     </w:p>
     <w:p>
@@ -4847,7 +4679,7 @@
           <w:sz w:val="18"/>
           <w:szCs w:val="18"/>
         </w:rPr>
-        <w:t xml:space="preserve">git checkout -b site-setup</w:t>
+        <w:t xml:space="preserve">open -e group_vars/all/vars.yml</w:t>
       </w:r>
     </w:p>
     <w:p>
@@ -4857,7 +4689,7 @@
         <w:spacing w:before="240" w:after="120"/>
       </w:pPr>
       <w:r>
-        <w:t xml:space="preserve">7.1 Describe the network (tracked files)</w:t>
+        <w:t xml:space="preserve">7.1 Describe the network (vars.yml)</w:t>
       </w:r>
     </w:p>
     <w:tbl>
@@ -4900,12 +4732,7 @@
           </w:tcPr>
           <w:p>
             <w:r>
-              <w:rPr>
-                <w:b/>
-                <w:bCs/>
-                <w:color w:val="FFFFFF"/>
-              </w:rPr>
-              <w:t xml:space="preserve">File</w:t>
+              <w:t xml:space="preserve">Key</w:t>
             </w:r>
           </w:p>
         </w:tc>
@@ -4960,35 +4787,41 @@
           </w:tcPr>
           <w:p>
             <w:r>
+              <w:t xml:space="preserve">isp_name, timezone, telegram_chat_id</w:t>
+            </w:r>
+          </w:p>
+        </w:tc>
+        <w:tc>
+          <w:tcPr>
+            <w:tcW w:type="dxa" w:w="5923"/>
+            <w:tcBorders>
+              <w:top w:val="single" w:color="auto" w:sz="4"/>
+              <w:left w:val="single" w:color="auto" w:sz="4"/>
+              <w:bottom w:val="single" w:color="auto" w:sz="4"/>
+              <w:right w:val="single" w:color="auto" w:sz="4"/>
+            </w:tcBorders>
+            <w:tcMar>
+              <w:top w:type="dxa" w:w="60"/>
+              <w:left w:type="dxa" w:w="100"/>
+              <w:bottom w:type="dxa" w:w="60"/>
+              <w:right w:type="dxa" w:w="100"/>
+            </w:tcMar>
+          </w:tcPr>
+          <w:p>
+            <w:r>
+              <w:t xml:space="preserve">The short id (e.g. </w:t>
+            </w:r>
+            <w:r>
               <w:rPr>
                 <w:rFonts w:ascii="Consolas" w:cs="Consolas" w:eastAsia="Consolas" w:hAnsi="Consolas"/>
                 <w:color w:val="1F3A6B"/>
                 <w:sz w:val="19"/>
                 <w:szCs w:val="19"/>
               </w:rPr>
-              <w:t xml:space="preserve">prometheus/targets/mikrotik-routers.yml</w:t>
-            </w:r>
-          </w:p>
-        </w:tc>
-        <w:tc>
-          <w:tcPr>
-            <w:tcW w:type="dxa" w:w="5923"/>
-            <w:tcBorders>
-              <w:top w:val="single" w:color="auto" w:sz="4"/>
-              <w:left w:val="single" w:color="auto" w:sz="4"/>
-              <w:bottom w:val="single" w:color="auto" w:sz="4"/>
-              <w:right w:val="single" w:color="auto" w:sz="4"/>
-            </w:tcBorders>
-            <w:tcMar>
-              <w:top w:type="dxa" w:w="60"/>
-              <w:left w:type="dxa" w:w="100"/>
-              <w:bottom w:type="dxa" w:w="60"/>
-              <w:right w:type="dxa" w:w="100"/>
-            </w:tcMar>
-          </w:tcPr>
-          <w:p>
-            <w:r>
-              <w:t xml:space="preserve">Each POP router: IP, </w:t>
+              <w:t xml:space="preserve">acme</w:t>
+            </w:r>
+            <w:r>
+              <w:t xml:space="preserve">; it names the Keychain item and the deploy tags), the timezone of the daily capacity digest (e.g. </w:t>
             </w:r>
             <w:r>
               <w:rPr>
@@ -4997,67 +4830,10 @@
                 <w:sz w:val="19"/>
                 <w:szCs w:val="19"/>
               </w:rPr>
-              <w:t xml:space="preserve">site</w:t>
-            </w:r>
-            <w:r>
-              <w:t xml:space="preserve">, </w:t>
-            </w:r>
-            <w:r>
-              <w:rPr>
-                <w:rFonts w:ascii="Consolas" w:cs="Consolas" w:eastAsia="Consolas" w:hAnsi="Consolas"/>
-                <w:color w:val="1F3A6B"/>
-                <w:sz w:val="19"/>
-                <w:szCs w:val="19"/>
-              </w:rPr>
-              <w:t xml:space="preserve">pop</w:t>
-            </w:r>
-            <w:r>
-              <w:t xml:space="preserve">, </w:t>
-            </w:r>
-            <w:r>
-              <w:rPr>
-                <w:rFonts w:ascii="Consolas" w:cs="Consolas" w:eastAsia="Consolas" w:hAnsi="Consolas"/>
-                <w:color w:val="1F3A6B"/>
-                <w:sz w:val="19"/>
-                <w:szCs w:val="19"/>
-              </w:rPr>
-              <w:t xml:space="preserve">role</w:t>
-            </w:r>
-            <w:r>
-              <w:t xml:space="preserve">, </w:t>
-            </w:r>
-            <w:r>
-              <w:rPr>
-                <w:rFonts w:ascii="Consolas" w:cs="Consolas" w:eastAsia="Consolas" w:hAnsi="Consolas"/>
-                <w:color w:val="1F3A6B"/>
-                <w:sz w:val="19"/>
-                <w:szCs w:val="19"/>
-              </w:rPr>
-              <w:t xml:space="preserve">router</w:t>
-            </w:r>
-            <w:r>
-              <w:t xml:space="preserve"> name, </w:t>
-            </w:r>
-            <w:r>
-              <w:rPr>
-                <w:rFonts w:ascii="Consolas" w:cs="Consolas" w:eastAsia="Consolas" w:hAnsi="Consolas"/>
-                <w:color w:val="1F3A6B"/>
-                <w:sz w:val="19"/>
-                <w:szCs w:val="19"/>
-              </w:rPr>
-              <w:t xml:space="preserve">wan_ifname</w:t>
-            </w:r>
-            <w:r>
-              <w:t xml:space="preserve">, </w:t>
-            </w:r>
-            <w:r>
-              <w:rPr>
-                <w:rFonts w:ascii="Consolas" w:cs="Consolas" w:eastAsia="Consolas" w:hAnsi="Consolas"/>
-                <w:color w:val="1F3A6B"/>
-                <w:sz w:val="19"/>
-                <w:szCs w:val="19"/>
-              </w:rPr>
-              <w:t xml:space="preserve">auth: mikrotik_v3</w:t>
+              <w:t xml:space="preserve">Africa/Lagos</w:t>
+            </w:r>
+            <w:r>
+              <w:t xml:space="preserve">) and the NOC Telegram group id (section 2.3)</w:t>
             </w:r>
           </w:p>
         </w:tc>
@@ -5084,35 +4860,113 @@
           </w:tcPr>
           <w:p>
             <w:r>
+              <w:t xml:space="preserve">pops</w:t>
+            </w:r>
+          </w:p>
+        </w:tc>
+        <w:tc>
+          <w:tcPr>
+            <w:tcW w:type="dxa" w:w="5923"/>
+            <w:tcBorders>
+              <w:top w:val="single" w:color="auto" w:sz="4"/>
+              <w:left w:val="single" w:color="auto" w:sz="4"/>
+              <w:bottom w:val="single" w:color="auto" w:sz="4"/>
+              <w:right w:val="single" w:color="auto" w:sz="4"/>
+            </w:tcBorders>
+            <w:tcMar>
+              <w:top w:type="dxa" w:w="60"/>
+              <w:left w:type="dxa" w:w="100"/>
+              <w:bottom w:type="dxa" w:w="60"/>
+              <w:right w:type="dxa" w:w="100"/>
+            </w:tcMar>
+          </w:tcPr>
+          <w:p>
+            <w:r>
+              <w:t xml:space="preserve">Each POP, and its PPPoE router once: </w:t>
+            </w:r>
+            <w:r>
               <w:rPr>
                 <w:rFonts w:ascii="Consolas" w:cs="Consolas" w:eastAsia="Consolas" w:hAnsi="Consolas"/>
                 <w:color w:val="1F3A6B"/>
                 <w:sz w:val="19"/>
                 <w:szCs w:val="19"/>
               </w:rPr>
-              <w:t xml:space="preserve">prometheus/targets/mikrotik-sectors.yml</w:t>
-            </w:r>
-          </w:p>
-        </w:tc>
-        <w:tc>
-          <w:tcPr>
-            <w:tcW w:type="dxa" w:w="5923"/>
-            <w:tcBorders>
-              <w:top w:val="single" w:color="auto" w:sz="4"/>
-              <w:left w:val="single" w:color="auto" w:sz="4"/>
-              <w:bottom w:val="single" w:color="auto" w:sz="4"/>
-              <w:right w:val="single" w:color="auto" w:sz="4"/>
-            </w:tcBorders>
-            <w:tcMar>
-              <w:top w:type="dxa" w:w="60"/>
-              <w:left w:type="dxa" w:w="100"/>
-              <w:bottom w:type="dxa" w:w="60"/>
-              <w:right w:type="dxa" w:w="100"/>
-            </w:tcMar>
-          </w:tcPr>
-          <w:p>
-            <w:r>
-              <w:t xml:space="preserve">Each sector AP (replace the lab sectors)</w:t>
+              <w:t xml:space="preserve">name</w:t>
+            </w:r>
+            <w:r>
+              <w:t xml:space="preserve">, </w:t>
+            </w:r>
+            <w:r>
+              <w:rPr>
+                <w:rFonts w:ascii="Consolas" w:cs="Consolas" w:eastAsia="Consolas" w:hAnsi="Consolas"/>
+                <w:color w:val="1F3A6B"/>
+                <w:sz w:val="19"/>
+                <w:szCs w:val="19"/>
+              </w:rPr>
+              <w:t xml:space="preserve">ip</w:t>
+            </w:r>
+            <w:r>
+              <w:t xml:space="preserve">, </w:t>
+            </w:r>
+            <w:r>
+              <w:rPr>
+                <w:rFonts w:ascii="Consolas" w:cs="Consolas" w:eastAsia="Consolas" w:hAnsi="Consolas"/>
+                <w:color w:val="1F3A6B"/>
+                <w:sz w:val="19"/>
+                <w:szCs w:val="19"/>
+              </w:rPr>
+              <w:t xml:space="preserve">wan_ifname</w:t>
+            </w:r>
+            <w:r>
+              <w:t xml:space="preserve">, </w:t>
+            </w:r>
+            <w:r>
+              <w:rPr>
+                <w:rFonts w:ascii="Consolas" w:cs="Consolas" w:eastAsia="Consolas" w:hAnsi="Consolas"/>
+                <w:color w:val="1F3A6B"/>
+                <w:sz w:val="19"/>
+                <w:szCs w:val="19"/>
+              </w:rPr>
+              <w:t xml:space="preserve">auth: mikrotik_v3</w:t>
+            </w:r>
+            <w:r>
+              <w:t xml:space="preserve">. From this one entry the install makes the SNMP target, the API exporter entry and the vault key its API login needs. </w:t>
+            </w:r>
+            <w:r>
+              <w:rPr>
+                <w:rFonts w:ascii="Consolas" w:cs="Consolas" w:eastAsia="Consolas" w:hAnsi="Consolas"/>
+                <w:color w:val="1F3A6B"/>
+                <w:sz w:val="19"/>
+                <w:szCs w:val="19"/>
+              </w:rPr>
+              <w:t xml:space="preserve">router: null</w:t>
+            </w:r>
+            <w:r>
+              <w:t xml:space="preserve"> for a POP without a router; </w:t>
+            </w:r>
+            <w:r>
+              <w:rPr>
+                <w:rFonts w:ascii="Consolas" w:cs="Consolas" w:eastAsia="Consolas" w:hAnsi="Consolas"/>
+                <w:color w:val="1F3A6B"/>
+                <w:sz w:val="19"/>
+                <w:szCs w:val="19"/>
+              </w:rPr>
+              <w:t xml:space="preserve">upstream_links</w:t>
+            </w:r>
+            <w:r>
+              <w:t xml:space="preserve"> lists the PTP links that feed it. Other MikroTiks to watch over SNMP only go under </w:t>
+            </w:r>
+            <w:r>
+              <w:rPr>
+                <w:rFonts w:ascii="Consolas" w:cs="Consolas" w:eastAsia="Consolas" w:hAnsi="Consolas"/>
+                <w:color w:val="1F3A6B"/>
+                <w:sz w:val="19"/>
+                <w:szCs w:val="19"/>
+              </w:rPr>
+              <w:t xml:space="preserve">snmp_only_routers</w:t>
+            </w:r>
+            <w:r>
+              <w:t xml:space="preserve"> (never customer routers over the API).</w:t>
             </w:r>
           </w:p>
         </w:tc>
@@ -5139,35 +4993,41 @@
           </w:tcPr>
           <w:p>
             <w:r>
+              <w:t xml:space="preserve">sectors</w:t>
+            </w:r>
+          </w:p>
+        </w:tc>
+        <w:tc>
+          <w:tcPr>
+            <w:tcW w:type="dxa" w:w="5923"/>
+            <w:tcBorders>
+              <w:top w:val="single" w:color="auto" w:sz="4"/>
+              <w:left w:val="single" w:color="auto" w:sz="4"/>
+              <w:bottom w:val="single" w:color="auto" w:sz="4"/>
+              <w:right w:val="single" w:color="auto" w:sz="4"/>
+            </w:tcBorders>
+            <w:tcMar>
+              <w:top w:type="dxa" w:w="60"/>
+              <w:left w:type="dxa" w:w="100"/>
+              <w:bottom w:type="dxa" w:w="60"/>
+              <w:right w:type="dxa" w:w="100"/>
+            </w:tcMar>
+          </w:tcPr>
+          <w:p>
+            <w:r>
+              <w:t xml:space="preserve">Each sector AP: </w:t>
+            </w:r>
+            <w:r>
               <w:rPr>
                 <w:rFonts w:ascii="Consolas" w:cs="Consolas" w:eastAsia="Consolas" w:hAnsi="Consolas"/>
                 <w:color w:val="1F3A6B"/>
                 <w:sz w:val="19"/>
                 <w:szCs w:val="19"/>
               </w:rPr>
-              <w:t xml:space="preserve">prometheus/targets/links.yml</w:t>
-            </w:r>
-          </w:p>
-        </w:tc>
-        <w:tc>
-          <w:tcPr>
-            <w:tcW w:type="dxa" w:w="5923"/>
-            <w:tcBorders>
-              <w:top w:val="single" w:color="auto" w:sz="4"/>
-              <w:left w:val="single" w:color="auto" w:sz="4"/>
-              <w:bottom w:val="single" w:color="auto" w:sz="4"/>
-              <w:right w:val="single" w:color="auto" w:sz="4"/>
-            </w:tcBorders>
-            <w:tcMar>
-              <w:top w:type="dxa" w:w="60"/>
-              <w:left w:type="dxa" w:w="100"/>
-              <w:bottom w:type="dxa" w:w="60"/>
-              <w:right w:type="dxa" w:w="100"/>
-            </w:tcMar>
-          </w:tcPr>
-          <w:p>
-            <w:r>
-              <w:t xml:space="preserve">Each PTP link's endpoints (lab links such as </w:t>
+              <w:t xml:space="preserve">sector</w:t>
+            </w:r>
+            <w:r>
+              <w:t xml:space="preserve"> id, </w:t>
             </w:r>
             <w:r>
               <w:rPr>
@@ -5176,10 +5036,31 @@
                 <w:sz w:val="19"/>
                 <w:szCs w:val="19"/>
               </w:rPr>
-              <w:t xml:space="preserve">litebeam-a</w:t>
-            </w:r>
-            <w:r>
-              <w:t xml:space="preserve"> must go)</w:t>
+              <w:t xml:space="preserve">ip</w:t>
+            </w:r>
+            <w:r>
+              <w:t xml:space="preserve">, </w:t>
+            </w:r>
+            <w:r>
+              <w:rPr>
+                <w:rFonts w:ascii="Consolas" w:cs="Consolas" w:eastAsia="Consolas" w:hAnsi="Consolas"/>
+                <w:color w:val="1F3A6B"/>
+                <w:sz w:val="19"/>
+                <w:szCs w:val="19"/>
+              </w:rPr>
+              <w:t xml:space="preserve">pop</w:t>
+            </w:r>
+            <w:r>
+              <w:t xml:space="preserve">, </w:t>
+            </w:r>
+            <w:r>
+              <w:rPr>
+                <w:rFonts w:ascii="Consolas" w:cs="Consolas" w:eastAsia="Consolas" w:hAnsi="Consolas"/>
+                <w:color w:val="1F3A6B"/>
+                <w:sz w:val="19"/>
+                <w:szCs w:val="19"/>
+              </w:rPr>
+              <w:t xml:space="preserve">auth</w:t>
             </w:r>
           </w:p>
         </w:tc>
@@ -5206,35 +5087,41 @@
           </w:tcPr>
           <w:p>
             <w:r>
+              <w:t xml:space="preserve">ptp_links</w:t>
+            </w:r>
+          </w:p>
+        </w:tc>
+        <w:tc>
+          <w:tcPr>
+            <w:tcW w:type="dxa" w:w="5923"/>
+            <w:tcBorders>
+              <w:top w:val="single" w:color="auto" w:sz="4"/>
+              <w:left w:val="single" w:color="auto" w:sz="4"/>
+              <w:bottom w:val="single" w:color="auto" w:sz="4"/>
+              <w:right w:val="single" w:color="auto" w:sz="4"/>
+            </w:tcBorders>
+            <w:tcMar>
+              <w:top w:type="dxa" w:w="60"/>
+              <w:left w:type="dxa" w:w="100"/>
+              <w:bottom w:type="dxa" w:w="60"/>
+              <w:right w:type="dxa" w:w="100"/>
+            </w:tcMar>
+          </w:tcPr>
+          <w:p>
+            <w:r>
+              <w:t xml:space="preserve">Each PTP link: </w:t>
+            </w:r>
+            <w:r>
               <w:rPr>
                 <w:rFonts w:ascii="Consolas" w:cs="Consolas" w:eastAsia="Consolas" w:hAnsi="Consolas"/>
                 <w:color w:val="1F3A6B"/>
                 <w:sz w:val="19"/>
                 <w:szCs w:val="19"/>
               </w:rPr>
-              <w:t xml:space="preserve">prometheus/targets/vantage-points.yml</w:t>
-            </w:r>
-          </w:p>
-        </w:tc>
-        <w:tc>
-          <w:tcPr>
-            <w:tcW w:type="dxa" w:w="5923"/>
-            <w:tcBorders>
-              <w:top w:val="single" w:color="auto" w:sz="4"/>
-              <w:left w:val="single" w:color="auto" w:sz="4"/>
-              <w:bottom w:val="single" w:color="auto" w:sz="4"/>
-              <w:right w:val="single" w:color="auto" w:sz="4"/>
-            </w:tcBorders>
-            <w:tcMar>
-              <w:top w:type="dxa" w:w="60"/>
-              <w:left w:type="dxa" w:w="100"/>
-              <w:bottom w:type="dxa" w:w="60"/>
-              <w:right w:type="dxa" w:w="100"/>
-            </w:tcMar>
-          </w:tcPr>
-          <w:p>
-            <w:r>
-              <w:t xml:space="preserve">The server's gateway (its POP router) and optionally a public IP such as </w:t>
+              <w:t xml:space="preserve">id</w:t>
+            </w:r>
+            <w:r>
+              <w:t xml:space="preserve">, </w:t>
             </w:r>
             <w:r>
               <w:rPr>
@@ -5243,7 +5130,82 @@
                 <w:sz w:val="19"/>
                 <w:szCs w:val="19"/>
               </w:rPr>
-              <w:t xml:space="preserve">1.1.1.1</w:t>
+              <w:t xml:space="preserve">vendor</w:t>
+            </w:r>
+            <w:r>
+              <w:t xml:space="preserve">, </w:t>
+            </w:r>
+            <w:r>
+              <w:rPr>
+                <w:rFonts w:ascii="Consolas" w:cs="Consolas" w:eastAsia="Consolas" w:hAnsi="Consolas"/>
+                <w:color w:val="1F3A6B"/>
+                <w:sz w:val="19"/>
+                <w:szCs w:val="19"/>
+              </w:rPr>
+              <w:t xml:space="preserve">role</w:t>
+            </w:r>
+            <w:r>
+              <w:t xml:space="preserve">, </w:t>
+            </w:r>
+            <w:r>
+              <w:rPr>
+                <w:rFonts w:ascii="Consolas" w:cs="Consolas" w:eastAsia="Consolas" w:hAnsi="Consolas"/>
+                <w:color w:val="1F3A6B"/>
+                <w:sz w:val="19"/>
+                <w:szCs w:val="19"/>
+              </w:rPr>
+              <w:t xml:space="preserve">auth</w:t>
+            </w:r>
+            <w:r>
+              <w:t xml:space="preserve">, and both endpoints (</w:t>
+            </w:r>
+            <w:r>
+              <w:rPr>
+                <w:rFonts w:ascii="Consolas" w:cs="Consolas" w:eastAsia="Consolas" w:hAnsi="Consolas"/>
+                <w:color w:val="1F3A6B"/>
+                <w:sz w:val="19"/>
+                <w:szCs w:val="19"/>
+              </w:rPr>
+              <w:t xml:space="preserve">ip</w:t>
+            </w:r>
+            <w:r>
+              <w:t xml:space="preserve">, </w:t>
+            </w:r>
+            <w:r>
+              <w:rPr>
+                <w:rFonts w:ascii="Consolas" w:cs="Consolas" w:eastAsia="Consolas" w:hAnsi="Consolas"/>
+                <w:color w:val="1F3A6B"/>
+                <w:sz w:val="19"/>
+                <w:szCs w:val="19"/>
+              </w:rPr>
+              <w:t xml:space="preserve">endpoint</w:t>
+            </w:r>
+            <w:r>
+              <w:t xml:space="preserve">, </w:t>
+            </w:r>
+            <w:r>
+              <w:rPr>
+                <w:rFonts w:ascii="Consolas" w:cs="Consolas" w:eastAsia="Consolas" w:hAnsi="Consolas"/>
+                <w:color w:val="1F3A6B"/>
+                <w:sz w:val="19"/>
+                <w:szCs w:val="19"/>
+              </w:rPr>
+              <w:t xml:space="preserve">site</w:t>
+            </w:r>
+            <w:r>
+              <w:t xml:space="preserve">, </w:t>
+            </w:r>
+            <w:r>
+              <w:rPr>
+                <w:rFonts w:ascii="Consolas" w:cs="Consolas" w:eastAsia="Consolas" w:hAnsi="Consolas"/>
+                <w:color w:val="1F3A6B"/>
+                <w:sz w:val="19"/>
+                <w:szCs w:val="19"/>
+              </w:rPr>
+              <w:t xml:space="preserve">pop</w:t>
+            </w:r>
+            <w:r>
+              <w:t xml:space="preserve">)</w:t>
             </w:r>
           </w:p>
         </w:tc>
@@ -5270,13 +5232,7 @@
           </w:tcPr>
           <w:p>
             <w:r>
-              <w:rPr>
-                <w:rFonts w:ascii="Consolas" w:cs="Consolas" w:eastAsia="Consolas" w:hAnsi="Consolas"/>
-                <w:color w:val="1F3A6B"/>
-                <w:sz w:val="19"/>
-                <w:szCs w:val="19"/>
-              </w:rPr>
-              <w:t xml:space="preserve">prometheus/topology.yml</w:t>
+              <w:t xml:space="preserve">vantage_points</w:t>
             </w:r>
           </w:p>
         </w:tc>
@@ -5298,7 +5254,7 @@
           </w:tcPr>
           <w:p>
             <w:r>
-              <w:t xml:space="preserve">POP and dependency layout, used to suppress follow-on alerts</w:t>
+              <w:t xml:space="preserve">The server's gateway (its POP router) and optionally a public IP such as 1.1.1.1</w:t>
             </w:r>
           </w:p>
         </w:tc>
@@ -5325,13 +5281,7 @@
           </w:tcPr>
           <w:p>
             <w:r>
-              <w:rPr>
-                <w:rFonts w:ascii="Consolas" w:cs="Consolas" w:eastAsia="Consolas" w:hAnsi="Consolas"/>
-                <w:color w:val="1F3A6B"/>
-                <w:sz w:val="19"/>
-                <w:szCs w:val="19"/>
-              </w:rPr>
-              <w:t xml:space="preserve">alertmanager/alertmanager.yml</w:t>
+              <w:t xml:space="preserve">firewall_ssh_cidrs, firewall_engineer_cidrs, firewall_noc_cidrs</w:t>
             </w:r>
           </w:p>
         </w:tc>
@@ -5353,19 +5303,7 @@
           </w:tcPr>
           <w:p>
             <w:r>
-              <w:t xml:space="preserve">The NOC Telegram group id: search for </w:t>
-            </w:r>
-            <w:r>
-              <w:rPr>
-                <w:rFonts w:ascii="Consolas" w:cs="Consolas" w:eastAsia="Consolas" w:hAnsi="Consolas"/>
-                <w:color w:val="1F3A6B"/>
-                <w:sz w:val="19"/>
-                <w:szCs w:val="19"/>
-              </w:rPr>
-              <w:t xml:space="preserve">noc_chat_id</w:t>
-            </w:r>
-            <w:r>
-              <w:t xml:space="preserve"> and replace the number on that one line</w:t>
+              <w:t xml:space="preserve">Ranges allowed to SSH in (must include the deploy laptop's address, or the install refuses: it would lock you out); who may open Prometheus 9090 and Alertmanager 9093 (they also get Grafana); NOC PCs that may open Grafana 3000</w:t>
             </w:r>
           </w:p>
         </w:tc>
@@ -5416,7 +5354,7 @@
           <w:sz w:val="18"/>
           <w:szCs w:val="18"/>
         </w:rPr>
-        <w:t xml:space="preserve">scripts/edit-secrets.sh</w:t>
+        <w:t xml:space="preserve">scripts/edit-secrets.sh --site ~/isp-sites/&lt;isp&gt;</w:t>
       </w:r>
     </w:p>
     <w:p>
@@ -5433,20 +5371,10 @@
           <w:sz w:val="19"/>
           <w:szCs w:val="19"/>
         </w:rPr>
-        <w:t xml:space="preserve">ansible/secrets.yml</w:t>
-      </w:r>
-      <w:r>
-        <w:t xml:space="preserve"> from the template and encrypts it </w:t>
-      </w:r>
-      <w:r>
-        <w:rPr>
-          <w:b/>
-          <w:bCs/>
-        </w:rPr>
-        <w:t xml:space="preserve">before</w:t>
-      </w:r>
-      <w:r>
-        <w:t xml:space="preserve"> opening it in the editor, so the plain text never sits on disk. Save and close the editor when done; it re-encrypts automatically. Fill in every key:</w:t>
+        <w:t xml:space="preserve">group_vars/all/vault.yml</w:t>
+      </w:r>
+      <w:r>
+        <w:t xml:space="preserve"> in the site folder from the template and encrypts it before opening it in the editor, so the plain text never sits on disk. Save and close the editor when done; it re-encrypts automatically. Fill in every key:</w:t>
       </w:r>
     </w:p>
     <w:tbl>
@@ -5549,13 +5477,7 @@
           </w:tcPr>
           <w:p>
             <w:r>
-              <w:rPr>
-                <w:rFonts w:ascii="Consolas" w:cs="Consolas" w:eastAsia="Consolas" w:hAnsi="Consolas"/>
-                <w:color w:val="1F3A6B"/>
-                <w:sz w:val="19"/>
-                <w:szCs w:val="19"/>
-              </w:rPr>
-              <w:t xml:space="preserve">firewall_ssh_cidrs</w:t>
+              <w:t xml:space="preserve">grafana_admin_password</w:t>
             </w:r>
           </w:p>
         </w:tc>
@@ -5577,17 +5499,7 @@
           </w:tcPr>
           <w:p>
             <w:r>
-              <w:t xml:space="preserve">Ranges allowed to SSH in. </w:t>
-            </w:r>
-            <w:r>
-              <w:rPr>
-                <w:b/>
-                <w:bCs/>
-              </w:rPr>
-              <w:t xml:space="preserve">Must include the deploy laptop's address</w:t>
-            </w:r>
-            <w:r>
-              <w:t xml:space="preserve">, or the install refuses (it would lock you out).</w:t>
+              <w:t xml:space="preserve">The Grafana admin password.</w:t>
             </w:r>
           </w:p>
         </w:tc>
@@ -5614,13 +5526,7 @@
           </w:tcPr>
           <w:p>
             <w:r>
-              <w:rPr>
-                <w:rFonts w:ascii="Consolas" w:cs="Consolas" w:eastAsia="Consolas" w:hAnsi="Consolas"/>
-                <w:color w:val="1F3A6B"/>
-                <w:sz w:val="19"/>
-                <w:szCs w:val="19"/>
-              </w:rPr>
-              <w:t xml:space="preserve">firewall_engineer_cidrs</w:t>
+              <w:t xml:space="preserve">telegram_bot_token</w:t>
             </w:r>
           </w:p>
         </w:tc>
@@ -5642,7 +5548,7 @@
           </w:tcPr>
           <w:p>
             <w:r>
-              <w:t xml:space="preserve">Who may open Prometheus (9090) and Alertmanager (9093). They also get Grafana.</w:t>
+              <w:t xml:space="preserve">The bot token from @BotFather.</w:t>
             </w:r>
           </w:p>
         </w:tc>
@@ -5669,13 +5575,7 @@
           </w:tcPr>
           <w:p>
             <w:r>
-              <w:rPr>
-                <w:rFonts w:ascii="Consolas" w:cs="Consolas" w:eastAsia="Consolas" w:hAnsi="Consolas"/>
-                <w:color w:val="1F3A6B"/>
-                <w:sz w:val="19"/>
-                <w:szCs w:val="19"/>
-              </w:rPr>
-              <w:t xml:space="preserve">firewall_noc_cidrs</w:t>
+              <w:t xml:space="preserve">deadman_url</w:t>
             </w:r>
           </w:p>
         </w:tc>
@@ -5697,7 +5597,7 @@
           </w:tcPr>
           <w:p>
             <w:r>
-              <w:t xml:space="preserve">NOC PCs that may open Grafana (3000).</w:t>
+              <w:t xml:space="preserve">The healthchecks.io ping URL. Required: the install refuses the placeholder.</w:t>
             </w:r>
           </w:p>
         </w:tc>
@@ -5724,35 +5624,41 @@
           </w:tcPr>
           <w:p>
             <w:r>
+              <w:t xml:space="preserve">routeros_api_logins</w:t>
+            </w:r>
+          </w:p>
+        </w:tc>
+        <w:tc>
+          <w:tcPr>
+            <w:tcW w:type="dxa" w:w="6626"/>
+            <w:tcBorders>
+              <w:top w:val="single" w:color="auto" w:sz="4"/>
+              <w:left w:val="single" w:color="auto" w:sz="4"/>
+              <w:bottom w:val="single" w:color="auto" w:sz="4"/>
+              <w:right w:val="single" w:color="auto" w:sz="4"/>
+            </w:tcBorders>
+            <w:tcMar>
+              <w:top w:type="dxa" w:w="60"/>
+              <w:left w:type="dxa" w:w="100"/>
+              <w:bottom w:type="dxa" w:w="60"/>
+              <w:right w:type="dxa" w:w="100"/>
+            </w:tcMar>
+          </w:tcPr>
+          <w:p>
+            <w:r>
+              <w:t xml:space="preserve">One line per POP router, keyed by its name in vars.yml: </w:t>
+            </w:r>
+            <w:r>
               <w:rPr>
                 <w:rFonts w:ascii="Consolas" w:cs="Consolas" w:eastAsia="Consolas" w:hAnsi="Consolas"/>
                 <w:color w:val="1F3A6B"/>
                 <w:sz w:val="19"/>
                 <w:szCs w:val="19"/>
               </w:rPr>
-              <w:t xml:space="preserve">grafana_admin_password</w:t>
-            </w:r>
-          </w:p>
-        </w:tc>
-        <w:tc>
-          <w:tcPr>
-            <w:tcW w:type="dxa" w:w="6626"/>
-            <w:tcBorders>
-              <w:top w:val="single" w:color="auto" w:sz="4"/>
-              <w:left w:val="single" w:color="auto" w:sz="4"/>
-              <w:bottom w:val="single" w:color="auto" w:sz="4"/>
-              <w:right w:val="single" w:color="auto" w:sz="4"/>
-            </w:tcBorders>
-            <w:tcMar>
-              <w:top w:type="dxa" w:w="60"/>
-              <w:left w:type="dxa" w:w="100"/>
-              <w:bottom w:type="dxa" w:w="60"/>
-              <w:right w:type="dxa" w:w="100"/>
-            </w:tcMar>
-          </w:tcPr>
-          <w:p>
-            <w:r>
-              <w:t xml:space="preserve">The Grafana admin password.</w:t>
+              <w:t xml:space="preserve">pop-ikeja: {username: prom-ro, password: ...}</w:t>
+            </w:r>
+            <w:r>
+              <w:t xml:space="preserve">. Only POP routers.</w:t>
             </w:r>
           </w:p>
         </w:tc>
@@ -5779,35 +5685,53 @@
           </w:tcPr>
           <w:p>
             <w:r>
+              <w:t xml:space="preserve">snmpv3_users</w:t>
+            </w:r>
+          </w:p>
+        </w:tc>
+        <w:tc>
+          <w:tcPr>
+            <w:tcW w:type="dxa" w:w="6626"/>
+            <w:tcBorders>
+              <w:top w:val="single" w:color="auto" w:sz="4"/>
+              <w:left w:val="single" w:color="auto" w:sz="4"/>
+              <w:bottom w:val="single" w:color="auto" w:sz="4"/>
+              <w:right w:val="single" w:color="auto" w:sz="4"/>
+            </w:tcBorders>
+            <w:tcMar>
+              <w:top w:type="dxa" w:w="60"/>
+              <w:left w:type="dxa" w:w="100"/>
+              <w:bottom w:type="dxa" w:w="60"/>
+              <w:right w:type="dxa" w:w="100"/>
+            </w:tcMar>
+          </w:tcPr>
+          <w:p>
+            <w:r>
+              <w:t xml:space="preserve">The SNMPv3 user from section 3.2 (username, password, priv_password; auth_protocol </w:t>
+            </w:r>
+            <w:r>
               <w:rPr>
                 <w:rFonts w:ascii="Consolas" w:cs="Consolas" w:eastAsia="Consolas" w:hAnsi="Consolas"/>
                 <w:color w:val="1F3A6B"/>
                 <w:sz w:val="19"/>
                 <w:szCs w:val="19"/>
               </w:rPr>
-              <w:t xml:space="preserve">telegram_bot_token</w:t>
-            </w:r>
-          </w:p>
-        </w:tc>
-        <w:tc>
-          <w:tcPr>
-            <w:tcW w:type="dxa" w:w="6626"/>
-            <w:tcBorders>
-              <w:top w:val="single" w:color="auto" w:sz="4"/>
-              <w:left w:val="single" w:color="auto" w:sz="4"/>
-              <w:bottom w:val="single" w:color="auto" w:sz="4"/>
-              <w:right w:val="single" w:color="auto" w:sz="4"/>
-            </w:tcBorders>
-            <w:tcMar>
-              <w:top w:type="dxa" w:w="60"/>
-              <w:left w:type="dxa" w:w="100"/>
-              <w:bottom w:type="dxa" w:w="60"/>
-              <w:right w:type="dxa" w:w="100"/>
-            </w:tcMar>
-          </w:tcPr>
-          <w:p>
-            <w:r>
-              <w:t xml:space="preserve">The bot token from @BotFather.</w:t>
+              <w:t xml:space="preserve">SHA</w:t>
+            </w:r>
+            <w:r>
+              <w:t xml:space="preserve">, priv_protocol </w:t>
+            </w:r>
+            <w:r>
+              <w:rPr>
+                <w:rFonts w:ascii="Consolas" w:cs="Consolas" w:eastAsia="Consolas" w:hAnsi="Consolas"/>
+                <w:color w:val="1F3A6B"/>
+                <w:sz w:val="19"/>
+                <w:szCs w:val="19"/>
+              </w:rPr>
+              <w:t xml:space="preserve">AES</w:t>
+            </w:r>
+            <w:r>
+              <w:t xml:space="preserve">).</w:t>
             </w:r>
           </w:p>
         </w:tc>
@@ -5834,13 +5758,7 @@
           </w:tcPr>
           <w:p>
             <w:r>
-              <w:rPr>
-                <w:rFonts w:ascii="Consolas" w:cs="Consolas" w:eastAsia="Consolas" w:hAnsi="Consolas"/>
-                <w:color w:val="1F3A6B"/>
-                <w:sz w:val="19"/>
-                <w:szCs w:val="19"/>
-              </w:rPr>
-              <w:t xml:space="preserve">deadman_url</w:t>
+              <w:t xml:space="preserve">snmp_communities</w:t>
             </w:r>
           </w:p>
         </w:tc>
@@ -5862,7 +5780,7 @@
           </w:tcPr>
           <w:p>
             <w:r>
-              <w:t xml:space="preserve">The healthchecks.io ping URL.</w:t>
+              <w:t xml:space="preserve">Only for devices without SNMPv3 (AirFiber): their v2c community. Otherwise delete the example entry.</w:t>
             </w:r>
           </w:p>
         </w:tc>
@@ -5889,13 +5807,7 @@
           </w:tcPr>
           <w:p>
             <w:r>
-              <w:rPr>
-                <w:rFonts w:ascii="Consolas" w:cs="Consolas" w:eastAsia="Consolas" w:hAnsi="Consolas"/>
-                <w:color w:val="1F3A6B"/>
-                <w:sz w:val="19"/>
-                <w:szCs w:val="19"/>
-              </w:rPr>
-              <w:t xml:space="preserve">routeros_api_credentials</w:t>
+              <w:t xml:space="preserve">whatsapp_access_token</w:t>
             </w:r>
           </w:p>
         </w:tc>
@@ -5917,16 +5829,7 @@
           </w:tcPr>
           <w:p>
             <w:r>
-              <w:t xml:space="preserve">One line per POP router: </w:t>
-            </w:r>
-            <w:r>
-              <w:rPr>
-                <w:rFonts w:ascii="Consolas" w:cs="Consolas" w:eastAsia="Consolas" w:hAnsi="Consolas"/>
-                <w:color w:val="1F3A6B"/>
-                <w:sz w:val="19"/>
-                <w:szCs w:val="19"/>
-              </w:rPr>
-              <w:t xml:space="preserve">"pop1-home": { "username": "prom-ro", "password": "..." }</w:t>
+              <w:t xml:space="preserve">Leave the placeholder: accepted while WhatsApp is in dry-run.</w:t>
             </w:r>
           </w:p>
         </w:tc>
@@ -5953,13 +5856,7 @@
           </w:tcPr>
           <w:p>
             <w:r>
-              <w:rPr>
-                <w:rFonts w:ascii="Consolas" w:cs="Consolas" w:eastAsia="Consolas" w:hAnsi="Consolas"/>
-                <w:color w:val="1F3A6B"/>
-                <w:sz w:val="19"/>
-                <w:szCs w:val="19"/>
-              </w:rPr>
-              <w:t xml:space="preserve">routeros_exporter_config</w:t>
+              <w:t xml:space="preserve">whatsapp_recipients</w:t>
             </w:r>
           </w:p>
         </w:tc>
@@ -5981,249 +5878,7 @@
           </w:tcPr>
           <w:p>
             <w:r>
-              <w:t xml:space="preserve">The </w:t>
-            </w:r>
-            <w:r>
-              <w:rPr>
-                <w:rFonts w:ascii="Consolas" w:cs="Consolas" w:eastAsia="Consolas" w:hAnsi="Consolas"/>
-                <w:color w:val="1F3A6B"/>
-                <w:sz w:val="19"/>
-                <w:szCs w:val="19"/>
-              </w:rPr>
-              <w:t xml:space="preserve">routers:</w:t>
-            </w:r>
-            <w:r>
-              <w:t xml:space="preserve"> list: one entry per POP router with </w:t>
-            </w:r>
-            <w:r>
-              <w:rPr>
-                <w:rFonts w:ascii="Consolas" w:cs="Consolas" w:eastAsia="Consolas" w:hAnsi="Consolas"/>
-                <w:color w:val="1F3A6B"/>
-                <w:sz w:val="19"/>
-                <w:szCs w:val="19"/>
-              </w:rPr>
-              <w:t xml:space="preserve">name</w:t>
-            </w:r>
-            <w:r>
-              <w:t xml:space="preserve">, </w:t>
-            </w:r>
-            <w:r>
-              <w:rPr>
-                <w:rFonts w:ascii="Consolas" w:cs="Consolas" w:eastAsia="Consolas" w:hAnsi="Consolas"/>
-                <w:color w:val="1F3A6B"/>
-                <w:sz w:val="19"/>
-                <w:szCs w:val="19"/>
-              </w:rPr>
-              <w:t xml:space="preserve">host</w:t>
-            </w:r>
-            <w:r>
-              <w:t xml:space="preserve">, </w:t>
-            </w:r>
-            <w:r>
-              <w:rPr>
-                <w:rFonts w:ascii="Consolas" w:cs="Consolas" w:eastAsia="Consolas" w:hAnsi="Consolas"/>
-                <w:color w:val="1F3A6B"/>
-                <w:sz w:val="19"/>
-                <w:szCs w:val="19"/>
-              </w:rPr>
-              <w:t xml:space="preserve">site</w:t>
-            </w:r>
-            <w:r>
-              <w:t xml:space="preserve">, </w:t>
-            </w:r>
-            <w:r>
-              <w:rPr>
-                <w:rFonts w:ascii="Consolas" w:cs="Consolas" w:eastAsia="Consolas" w:hAnsi="Consolas"/>
-                <w:color w:val="1F3A6B"/>
-                <w:sz w:val="19"/>
-                <w:szCs w:val="19"/>
-              </w:rPr>
-              <w:t xml:space="preserve">pop</w:t>
-            </w:r>
-            <w:r>
-              <w:t xml:space="preserve">, </w:t>
-            </w:r>
-            <w:r>
-              <w:rPr>
-                <w:rFonts w:ascii="Consolas" w:cs="Consolas" w:eastAsia="Consolas" w:hAnsi="Consolas"/>
-                <w:color w:val="1F3A6B"/>
-                <w:sz w:val="19"/>
-                <w:szCs w:val="19"/>
-              </w:rPr>
-              <w:t xml:space="preserve">role: core-router</w:t>
-            </w:r>
-            <w:r>
-              <w:t xml:space="preserve">. No customer routers.</w:t>
-            </w:r>
-          </w:p>
-        </w:tc>
-      </w:tr>
-      <w:tr>
-        <w:trPr>
-          <w:cantSplit/>
-        </w:trPr>
-        <w:tc>
-          <w:tcPr>
-            <w:tcW w:type="dxa" w:w="3012"/>
-            <w:tcBorders>
-              <w:top w:val="single" w:color="auto" w:sz="4"/>
-              <w:left w:val="single" w:color="auto" w:sz="4"/>
-              <w:bottom w:val="single" w:color="auto" w:sz="4"/>
-              <w:right w:val="single" w:color="auto" w:sz="4"/>
-            </w:tcBorders>
-            <w:tcMar>
-              <w:top w:type="dxa" w:w="60"/>
-              <w:left w:type="dxa" w:w="100"/>
-              <w:bottom w:type="dxa" w:w="60"/>
-              <w:right w:type="dxa" w:w="100"/>
-            </w:tcMar>
-          </w:tcPr>
-          <w:p>
-            <w:r>
-              <w:rPr>
-                <w:rFonts w:ascii="Consolas" w:cs="Consolas" w:eastAsia="Consolas" w:hAnsi="Consolas"/>
-                <w:color w:val="1F3A6B"/>
-                <w:sz w:val="19"/>
-                <w:szCs w:val="19"/>
-              </w:rPr>
-              <w:t xml:space="preserve">snmp_auths</w:t>
-            </w:r>
-          </w:p>
-        </w:tc>
-        <w:tc>
-          <w:tcPr>
-            <w:tcW w:type="dxa" w:w="6626"/>
-            <w:tcBorders>
-              <w:top w:val="single" w:color="auto" w:sz="4"/>
-              <w:left w:val="single" w:color="auto" w:sz="4"/>
-              <w:bottom w:val="single" w:color="auto" w:sz="4"/>
-              <w:right w:val="single" w:color="auto" w:sz="4"/>
-            </w:tcBorders>
-            <w:tcMar>
-              <w:top w:type="dxa" w:w="60"/>
-              <w:left w:type="dxa" w:w="100"/>
-              <w:bottom w:type="dxa" w:w="60"/>
-              <w:right w:type="dxa" w:w="100"/>
-            </w:tcMar>
-          </w:tcPr>
-          <w:p>
-            <w:r>
-              <w:t xml:space="preserve">The SNMPv3 user from section 3.2 (</w:t>
-            </w:r>
-            <w:r>
-              <w:rPr>
-                <w:rFonts w:ascii="Consolas" w:cs="Consolas" w:eastAsia="Consolas" w:hAnsi="Consolas"/>
-                <w:color w:val="1F3A6B"/>
-                <w:sz w:val="19"/>
-                <w:szCs w:val="19"/>
-              </w:rPr>
-              <w:t xml:space="preserve">username</w:t>
-            </w:r>
-            <w:r>
-              <w:t xml:space="preserve">, </w:t>
-            </w:r>
-            <w:r>
-              <w:rPr>
-                <w:rFonts w:ascii="Consolas" w:cs="Consolas" w:eastAsia="Consolas" w:hAnsi="Consolas"/>
-                <w:color w:val="1F3A6B"/>
-                <w:sz w:val="19"/>
-                <w:szCs w:val="19"/>
-              </w:rPr>
-              <w:t xml:space="preserve">password</w:t>
-            </w:r>
-            <w:r>
-              <w:t xml:space="preserve">, </w:t>
-            </w:r>
-            <w:r>
-              <w:rPr>
-                <w:rFonts w:ascii="Consolas" w:cs="Consolas" w:eastAsia="Consolas" w:hAnsi="Consolas"/>
-                <w:color w:val="1F3A6B"/>
-                <w:sz w:val="19"/>
-                <w:szCs w:val="19"/>
-              </w:rPr>
-              <w:t xml:space="preserve">priv_password</w:t>
-            </w:r>
-            <w:r>
-              <w:t xml:space="preserve">; protocols </w:t>
-            </w:r>
-            <w:r>
-              <w:rPr>
-                <w:rFonts w:ascii="Consolas" w:cs="Consolas" w:eastAsia="Consolas" w:hAnsi="Consolas"/>
-                <w:color w:val="1F3A6B"/>
-                <w:sz w:val="19"/>
-                <w:szCs w:val="19"/>
-              </w:rPr>
-              <w:t xml:space="preserve">SHA</w:t>
-            </w:r>
-            <w:r>
-              <w:t xml:space="preserve"> / </w:t>
-            </w:r>
-            <w:r>
-              <w:rPr>
-                <w:rFonts w:ascii="Consolas" w:cs="Consolas" w:eastAsia="Consolas" w:hAnsi="Consolas"/>
-                <w:color w:val="1F3A6B"/>
-                <w:sz w:val="19"/>
-                <w:szCs w:val="19"/>
-              </w:rPr>
-              <w:t xml:space="preserve">AES</w:t>
-            </w:r>
-            <w:r>
-              <w:t xml:space="preserve">).</w:t>
-            </w:r>
-          </w:p>
-        </w:tc>
-      </w:tr>
-      <w:tr>
-        <w:trPr>
-          <w:cantSplit/>
-        </w:trPr>
-        <w:tc>
-          <w:tcPr>
-            <w:tcW w:type="dxa" w:w="3012"/>
-            <w:tcBorders>
-              <w:top w:val="single" w:color="auto" w:sz="4"/>
-              <w:left w:val="single" w:color="auto" w:sz="4"/>
-              <w:bottom w:val="single" w:color="auto" w:sz="4"/>
-              <w:right w:val="single" w:color="auto" w:sz="4"/>
-            </w:tcBorders>
-            <w:tcMar>
-              <w:top w:type="dxa" w:w="60"/>
-              <w:left w:type="dxa" w:w="100"/>
-              <w:bottom w:type="dxa" w:w="60"/>
-              <w:right w:type="dxa" w:w="100"/>
-            </w:tcMar>
-          </w:tcPr>
-          <w:p>
-            <w:r>
-              <w:rPr>
-                <w:rFonts w:ascii="Consolas" w:cs="Consolas" w:eastAsia="Consolas" w:hAnsi="Consolas"/>
-                <w:color w:val="1F3A6B"/>
-                <w:sz w:val="19"/>
-                <w:szCs w:val="19"/>
-              </w:rPr>
-              <w:t xml:space="preserve">whatsapp_access_token</w:t>
-            </w:r>
-          </w:p>
-        </w:tc>
-        <w:tc>
-          <w:tcPr>
-            <w:tcW w:type="dxa" w:w="6626"/>
-            <w:tcBorders>
-              <w:top w:val="single" w:color="auto" w:sz="4"/>
-              <w:left w:val="single" w:color="auto" w:sz="4"/>
-              <w:bottom w:val="single" w:color="auto" w:sz="4"/>
-              <w:right w:val="single" w:color="auto" w:sz="4"/>
-            </w:tcBorders>
-            <w:tcMar>
-              <w:top w:type="dxa" w:w="60"/>
-              <w:left w:type="dxa" w:w="100"/>
-              <w:bottom w:type="dxa" w:w="60"/>
-              <w:right w:type="dxa" w:w="100"/>
-            </w:tcMar>
-          </w:tcPr>
-          <w:p>
-            <w:r>
-              <w:t xml:space="preserve">Leave the placeholder: accepted while WhatsApp is in dry-run.</w:t>
+              <w:t xml:space="preserve">Leave empty until WhatsApp goes live (phone numbers, digits only).</w:t>
             </w:r>
           </w:p>
         </w:tc>
@@ -6251,7 +5906,7 @@
         <w:t xml:space="preserve">Rule: </w:t>
       </w:r>
       <w:r>
-        <w:t xml:space="preserve">Each POP router name must be identical in four places: </w:t>
+        <w:t xml:space="preserve">Each POP router is written once, in vars.yml; its login in </w:t>
       </w:r>
       <w:r>
         <w:rPr>
@@ -6260,58 +5915,10 @@
           <w:sz w:val="19"/>
           <w:szCs w:val="19"/>
         </w:rPr>
-        <w:t xml:space="preserve">router:</w:t>
-      </w:r>
-      <w:r>
-        <w:t xml:space="preserve"> in </w:t>
-      </w:r>
-      <w:r>
-        <w:rPr>
-          <w:rFonts w:ascii="Consolas" w:cs="Consolas" w:eastAsia="Consolas" w:hAnsi="Consolas"/>
-          <w:color w:val="1F3A6B"/>
-          <w:sz w:val="19"/>
-          <w:szCs w:val="19"/>
-        </w:rPr>
-        <w:t xml:space="preserve">mikrotik-routers.yml</w:t>
-      </w:r>
-      <w:r>
-        <w:t xml:space="preserve">, </w:t>
-      </w:r>
-      <w:r>
-        <w:rPr>
-          <w:rFonts w:ascii="Consolas" w:cs="Consolas" w:eastAsia="Consolas" w:hAnsi="Consolas"/>
-          <w:color w:val="1F3A6B"/>
-          <w:sz w:val="19"/>
-          <w:szCs w:val="19"/>
-        </w:rPr>
-        <w:t xml:space="preserve">name:</w:t>
-      </w:r>
-      <w:r>
-        <w:t xml:space="preserve"> in </w:t>
-      </w:r>
-      <w:r>
-        <w:rPr>
-          <w:rFonts w:ascii="Consolas" w:cs="Consolas" w:eastAsia="Consolas" w:hAnsi="Consolas"/>
-          <w:color w:val="1F3A6B"/>
-          <w:sz w:val="19"/>
-          <w:szCs w:val="19"/>
-        </w:rPr>
-        <w:t xml:space="preserve">routeros_exporter_config</w:t>
-      </w:r>
-      <w:r>
-        <w:t xml:space="preserve">, the key in </w:t>
-      </w:r>
-      <w:r>
-        <w:rPr>
-          <w:rFonts w:ascii="Consolas" w:cs="Consolas" w:eastAsia="Consolas" w:hAnsi="Consolas"/>
-          <w:color w:val="1F3A6B"/>
-          <w:sz w:val="19"/>
-          <w:szCs w:val="19"/>
-        </w:rPr>
-        <w:t xml:space="preserve">routeros_api_credentials</w:t>
-      </w:r>
-      <w:r>
-        <w:t xml:space="preserve">, and Grafana's router variables. The install refuses a router listed without credentials.</w:t>
+        <w:t xml:space="preserve">routeros_api_logins</w:t>
+      </w:r>
+      <w:r>
+        <w:t xml:space="preserve"> must use the same name. The install checks this before it touches the server, together with duplicate IPs or names, links and sectors pointing at an unknown POP, unknown SNMP credential names and SNMPv3 spellings, and names the key to fix.</w:t>
       </w:r>
     </w:p>
     <w:p>
@@ -6321,7 +5928,7 @@
         <w:spacing w:before="240" w:after="120"/>
       </w:pPr>
       <w:r>
-        <w:t xml:space="preserve">7.3 Check, commit and merge</w:t>
+        <w:t xml:space="preserve">7.3 Check, commit and push the site folder</w:t>
       </w:r>
     </w:p>
     <w:p>
@@ -6354,7 +5961,7 @@
           <w:sz w:val="18"/>
           <w:szCs w:val="18"/>
         </w:rPr>
-        <w:t xml:space="preserve">head -1 ansible/secrets.yml     # must print $ANSIBLE_VAULT;1.1;AES256</w:t>
+        <w:t xml:space="preserve">head -1 group_vars/all/vault.yml     # must print $ANSIBLE_VAULT;1.1;AES256</w:t>
       </w:r>
     </w:p>
     <w:p>
@@ -6371,7 +5978,7 @@
           <w:sz w:val="18"/>
           <w:szCs w:val="18"/>
         </w:rPr>
-        <w:t xml:space="preserve">git add ansible/secrets.yml prometheus/ alertmanager/</w:t>
+        <w:t xml:space="preserve">git add -A</w:t>
       </w:r>
     </w:p>
     <w:p>
@@ -6388,7 +5995,7 @@
           <w:sz w:val="18"/>
           <w:szCs w:val="18"/>
         </w:rPr>
-        <w:t xml:space="preserve">git commit -m "Site setup: &lt;site name&gt;"</w:t>
+        <w:t xml:space="preserve">git commit -m "Site setup: &lt;isp&gt;"</w:t>
       </w:r>
     </w:p>
     <w:p>
@@ -6405,7 +6012,7 @@
           <w:sz w:val="18"/>
           <w:szCs w:val="18"/>
         </w:rPr>
-        <w:t xml:space="preserve">git push -u origin site-setup</w:t>
+        <w:t xml:space="preserve">git push -u origin main</w:t>
       </w:r>
     </w:p>
     <w:p>
@@ -6413,7 +6020,7 @@
         <w:spacing w:after="120"/>
       </w:pPr>
       <w:r>
-        <w:t xml:space="preserve">Open the pull request on GitHub, have it reviewed, merge it. Then bring the laptop up to date:</w:t>
+        <w:t xml:space="preserve">The install refuses a site folder with uncommitted or unpushed changes. Then bring the product repository on the laptop up to date:</w:t>
       </w:r>
     </w:p>
     <w:p>
@@ -6446,7 +6053,7 @@
           <w:sz w:val="18"/>
           <w:szCs w:val="18"/>
         </w:rPr>
-        <w:t xml:space="preserve">git checkout main &amp;&amp; git pull</w:t>
+        <w:t xml:space="preserve">cd &lt;path-to-repository&gt; &amp;&amp; git checkout main &amp;&amp; git pull</w:t>
       </w:r>
     </w:p>
     <w:p>
@@ -6475,7 +6082,7 @@
           <w:sz w:val="19"/>
           <w:szCs w:val="19"/>
         </w:rPr>
-        <w:t xml:space="preserve">ansible/secrets.yml</w:t>
+        <w:t xml:space="preserve">vault.yml</w:t>
       </w:r>
       <w:r>
         <w:t xml:space="preserve"> if </w:t>
@@ -6511,22 +6118,10 @@
           <w:sz w:val="19"/>
           <w:szCs w:val="19"/>
         </w:rPr>
-        <w:t xml:space="preserve">ansible-vault encrypt ansible/secrets.yml</w:t>
-      </w:r>
-      <w:r>
-        <w:t xml:space="preserve"> from the </w:t>
-      </w:r>
-      <w:r>
-        <w:rPr>
-          <w:rFonts w:ascii="Consolas" w:cs="Consolas" w:eastAsia="Consolas" w:hAnsi="Consolas"/>
-          <w:color w:val="1F3A6B"/>
-          <w:sz w:val="19"/>
-          <w:szCs w:val="19"/>
-        </w:rPr>
-        <w:t xml:space="preserve">ansible/</w:t>
-      </w:r>
-      <w:r>
-        <w:t xml:space="preserve"> folder before anything else.</w:t>
+        <w:t xml:space="preserve">ansible-vault encrypt group_vars/all/vault.yml</w:t>
+      </w:r>
+      <w:r>
+        <w:t xml:space="preserve"> in the site folder before anything else.</w:t>
       </w:r>
     </w:p>
     <w:p>
@@ -7022,16 +6617,7 @@
           </w:tcPr>
           <w:p>
             <w:r>
-              <w:rPr>
-                <w:rFonts w:ascii="Consolas" w:cs="Consolas" w:eastAsia="Consolas" w:hAnsi="Consolas"/>
-                <w:color w:val="1F3A6B"/>
-                <w:sz w:val="19"/>
-                <w:szCs w:val="19"/>
-              </w:rPr>
-              <w:t xml:space="preserve">ansible/inventory.ini</w:t>
-            </w:r>
-            <w:r>
-              <w:t xml:space="preserve"> points at the production server (not a lab VM)</w:t>
+              <w:t xml:space="preserve">The site folder's hosts.ini points at the production server (not a lab VM)</w:t>
             </w:r>
           </w:p>
         </w:tc>
@@ -7102,27 +6688,7 @@
           </w:tcPr>
           <w:p>
             <w:r>
-              <w:t xml:space="preserve">A </w:t>
-            </w:r>
-            <w:r>
-              <w:rPr>
-                <w:b/>
-                <w:bCs/>
-              </w:rPr>
-              <w:t xml:space="preserve">new</w:t>
-            </w:r>
-            <w:r>
-              <w:t xml:space="preserve"> vault password for this installation (not the lab one), in the Keychain </w:t>
-            </w:r>
-            <w:r>
-              <w:rPr>
-                <w:b/>
-                <w:bCs/>
-              </w:rPr>
-              <w:t xml:space="preserve">and</w:t>
-            </w:r>
-            <w:r>
-              <w:t xml:space="preserve"> the password manager</w:t>
+              <w:t xml:space="preserve">A new vault password for this ISP (not the lab one), in the Keychain and the password manager</w:t>
             </w:r>
           </w:p>
         </w:tc>
@@ -7406,7 +6972,7 @@
           </w:tcPr>
           <w:p>
             <w:r>
-              <w:t xml:space="preserve">Targets, topology and Telegram group id updated</w:t>
+              <w:t xml:space="preserve">vars.yml filled in: POPs and their routers, sectors, links, vantage points, Telegram group id, timezone, firewall ranges</w:t>
             </w:r>
           </w:p>
         </w:tc>
@@ -7548,31 +7114,7 @@
           </w:tcPr>
           <w:p>
             <w:r>
-              <w:t xml:space="preserve">Pull request merged; laptop on </w:t>
-            </w:r>
-            <w:r>
-              <w:rPr>
-                <w:rFonts w:ascii="Consolas" w:cs="Consolas" w:eastAsia="Consolas" w:hAnsi="Consolas"/>
-                <w:color w:val="1F3A6B"/>
-                <w:sz w:val="19"/>
-                <w:szCs w:val="19"/>
-              </w:rPr>
-              <w:t xml:space="preserve">main</w:t>
-            </w:r>
-            <w:r>
-              <w:t xml:space="preserve">, </w:t>
-            </w:r>
-            <w:r>
-              <w:rPr>
-                <w:rFonts w:ascii="Consolas" w:cs="Consolas" w:eastAsia="Consolas" w:hAnsi="Consolas"/>
-                <w:color w:val="1F3A6B"/>
-                <w:sz w:val="19"/>
-                <w:szCs w:val="19"/>
-              </w:rPr>
-              <w:t xml:space="preserve">git status</w:t>
-            </w:r>
-            <w:r>
-              <w:t xml:space="preserve"> clean</w:t>
+              <w:t xml:space="preserve">Site repository committed and pushed (git status clean); product repository on main</w:t>
             </w:r>
           </w:p>
         </w:tc>
@@ -7695,19 +7237,7 @@
         <w:spacing w:after="120"/>
       </w:pPr>
       <w:r>
-        <w:t xml:space="preserve">From the repository folder on the laptop, on </w:t>
-      </w:r>
-      <w:r>
-        <w:rPr>
-          <w:rFonts w:ascii="Consolas" w:cs="Consolas" w:eastAsia="Consolas" w:hAnsi="Consolas"/>
-          <w:color w:val="1F3A6B"/>
-          <w:sz w:val="19"/>
-          <w:szCs w:val="19"/>
-        </w:rPr>
-        <w:t xml:space="preserve">main</w:t>
-      </w:r>
-      <w:r>
-        <w:t xml:space="preserve">:</w:t>
+        <w:t xml:space="preserve">From the product repository folder on the laptop, on main:</w:t>
       </w:r>
     </w:p>
     <w:p>
@@ -7740,7 +7270,7 @@
           <w:sz w:val="18"/>
           <w:szCs w:val="18"/>
         </w:rPr>
-        <w:t xml:space="preserve">scripts/deploy.sh</w:t>
+        <w:t xml:space="preserve">scripts/deploy.sh --site ~/isp-sites/&lt;isp&gt;</w:t>
       </w:r>
     </w:p>
     <w:p>
@@ -7921,7 +7451,7 @@
               <w:t xml:space="preserve">ok   ...</w:t>
             </w:r>
             <w:r>
-              <w:t xml:space="preserve"> lines (rules, Alertmanager config, vault encrypted)</w:t>
+              <w:t xml:space="preserve"> lines (site inventory, rules, Alertmanager config)</w:t>
             </w:r>
           </w:p>
         </w:tc>
@@ -8314,7 +7844,7 @@
           <w:sz w:val="18"/>
           <w:szCs w:val="18"/>
         </w:rPr>
-        <w:t xml:space="preserve">Deployed main (1a2b3c4d5e6f)</w:t>
+        <w:t xml:space="preserve">Deployed main (1a2b3c4d5e6f) to acme, site data 9f8e7d6c5b4a</w:t>
       </w:r>
     </w:p>
     <w:p>
@@ -8417,7 +7947,19 @@
         <w:spacing w:after="60"/>
       </w:pPr>
       <w:r>
-        <w:t xml:space="preserve">A local git tag </w:t>
+        <w:t xml:space="preserve">Two local git tags are created: </w:t>
+      </w:r>
+      <w:r>
+        <w:rPr>
+          <w:rFonts w:ascii="Consolas" w:cs="Consolas" w:eastAsia="Consolas" w:hAnsi="Consolas"/>
+          <w:color w:val="1F3A6B"/>
+          <w:sz w:val="19"/>
+          <w:szCs w:val="19"/>
+        </w:rPr>
+        <w:t xml:space="preserve">deploy-&lt;isp&gt;-YYYY-MM-DD-HHMM</w:t>
+      </w:r>
+      <w:r>
+        <w:t xml:space="preserve"> in the product repository and </w:t>
       </w:r>
       <w:r>
         <w:rPr>
@@ -8429,7 +7971,7 @@
         <w:t xml:space="preserve">deploy-YYYY-MM-DD-HHMM</w:t>
       </w:r>
       <w:r>
-        <w:t xml:space="preserve"> is created. Push it so anyone can roll back to this exact release:</w:t>
+        <w:t xml:space="preserve"> in the site repository. Push both so anyone can roll back to this exact release:</w:t>
       </w:r>
     </w:p>
     <w:p>
@@ -8462,7 +8004,7 @@
           <w:sz w:val="18"/>
           <w:szCs w:val="18"/>
         </w:rPr>
-        <w:t xml:space="preserve">git push origin deploy-YYYY-MM-DD-HHMM</w:t>
+        <w:t xml:space="preserve">git push origin deploy-&lt;isp&gt;-YYYY-MM-DD-HHMM &amp;&amp; git -C &lt;site&gt; push origin deploy-YYYY-MM-DD-HHMM</w:t>
       </w:r>
     </w:p>
     <w:p>
@@ -8488,7 +8030,7 @@
           <w:sz w:val="19"/>
           <w:szCs w:val="19"/>
         </w:rPr>
-        <w:t xml:space="preserve">scripts/deploy.sh --check</w:t>
+        <w:t xml:space="preserve">scripts/deploy.sh --site &lt;site&gt; --check</w:t>
       </w:r>
       <w:r>
         <w:t xml:space="preserve"> (preview without changing anything) only works once the server has been deployed. On a fresh server it stops with "Preview needs a server that has been deployed once".</w:t>
@@ -8518,22 +8060,10 @@
           <w:sz w:val="19"/>
           <w:szCs w:val="19"/>
         </w:rPr>
-        <w:t xml:space="preserve">scripts/deploy.sh</w:t>
-      </w:r>
-      <w:r>
-        <w:t xml:space="preserve"> again. For more detail add </w:t>
-      </w:r>
-      <w:r>
-        <w:rPr>
-          <w:rFonts w:ascii="Consolas" w:cs="Consolas" w:eastAsia="Consolas" w:hAnsi="Consolas"/>
-          <w:color w:val="1F3A6B"/>
-          <w:sz w:val="19"/>
-          <w:szCs w:val="19"/>
-        </w:rPr>
-        <w:t xml:space="preserve">-- -vv</w:t>
-      </w:r>
-      <w:r>
-        <w:t xml:space="preserve">.</w:t>
+        <w:t xml:space="preserve">scripts/deploy.sh --site &lt;site&gt;</w:t>
+      </w:r>
+      <w:r>
+        <w:t xml:space="preserve"> again. For more detail add -- -vv.</w:t>
       </w:r>
     </w:p>
     <w:tbl>
@@ -8636,13 +8166,7 @@
           </w:tcPr>
           <w:p>
             <w:r>
-              <w:rPr>
-                <w:rFonts w:ascii="Consolas" w:cs="Consolas" w:eastAsia="Consolas" w:hAnsi="Consolas"/>
-                <w:color w:val="1F3A6B"/>
-                <w:sz w:val="19"/>
-                <w:szCs w:val="19"/>
-              </w:rPr>
-              <w:t xml:space="preserve">uncommitted changes to tracked files</w:t>
+              <w:t xml:space="preserve">uncommitted changes to tracked files / site ... has uncommitted or untracked files</w:t>
             </w:r>
           </w:p>
         </w:tc>
@@ -8664,7 +8188,7 @@
           </w:tcPr>
           <w:p>
             <w:r>
-              <w:t xml:space="preserve">Commit or stash them.</w:t>
+              <w:t xml:space="preserve">Commit them (product repository / site repository).</w:t>
             </w:r>
           </w:p>
         </w:tc>
@@ -8691,13 +8215,7 @@
           </w:tcPr>
           <w:p>
             <w:r>
-              <w:rPr>
-                <w:rFonts w:ascii="Consolas" w:cs="Consolas" w:eastAsia="Consolas" w:hAnsi="Consolas"/>
-                <w:color w:val="1F3A6B"/>
-                <w:sz w:val="19"/>
-                <w:szCs w:val="19"/>
-              </w:rPr>
-              <w:t xml:space="preserve">... is not on origin/main</w:t>
+              <w:t xml:space="preserve">... is not on origin/main / site commit ... is not pushed</w:t>
             </w:r>
           </w:p>
         </w:tc>
@@ -8719,19 +8237,7 @@
           </w:tcPr>
           <w:p>
             <w:r>
-              <w:t xml:space="preserve">Merge the pull request first and </w:t>
-            </w:r>
-            <w:r>
-              <w:rPr>
-                <w:rFonts w:ascii="Consolas" w:cs="Consolas" w:eastAsia="Consolas" w:hAnsi="Consolas"/>
-                <w:color w:val="1F3A6B"/>
-                <w:sz w:val="19"/>
-                <w:szCs w:val="19"/>
-              </w:rPr>
-              <w:t xml:space="preserve">git pull</w:t>
-            </w:r>
-            <w:r>
-              <w:t xml:space="preserve">.</w:t>
+              <w:t xml:space="preserve">Merge the pull request first and git pull / push the site repository.</w:t>
             </w:r>
           </w:p>
         </w:tc>
@@ -8758,56 +8264,38 @@
           </w:tcPr>
           <w:p>
             <w:r>
+              <w:t xml:space="preserve">vault.yml is NOT encrypted</w:t>
+            </w:r>
+          </w:p>
+        </w:tc>
+        <w:tc>
+          <w:tcPr>
+            <w:tcW w:type="dxa" w:w="5823"/>
+            <w:tcBorders>
+              <w:top w:val="single" w:color="auto" w:sz="4"/>
+              <w:left w:val="single" w:color="auto" w:sz="4"/>
+              <w:bottom w:val="single" w:color="auto" w:sz="4"/>
+              <w:right w:val="single" w:color="auto" w:sz="4"/>
+            </w:tcBorders>
+            <w:tcMar>
+              <w:top w:type="dxa" w:w="60"/>
+              <w:left w:type="dxa" w:w="100"/>
+              <w:bottom w:type="dxa" w:w="60"/>
+              <w:right w:type="dxa" w:w="100"/>
+            </w:tcMar>
+          </w:tcPr>
+          <w:p>
+            <w:r>
+              <w:t xml:space="preserve">In the site folder: </w:t>
+            </w:r>
+            <w:r>
               <w:rPr>
                 <w:rFonts w:ascii="Consolas" w:cs="Consolas" w:eastAsia="Consolas" w:hAnsi="Consolas"/>
                 <w:color w:val="1F3A6B"/>
                 <w:sz w:val="19"/>
                 <w:szCs w:val="19"/>
               </w:rPr>
-              <w:t xml:space="preserve">ansible/secrets.yml is NOT encrypted</w:t>
-            </w:r>
-          </w:p>
-        </w:tc>
-        <w:tc>
-          <w:tcPr>
-            <w:tcW w:type="dxa" w:w="5823"/>
-            <w:tcBorders>
-              <w:top w:val="single" w:color="auto" w:sz="4"/>
-              <w:left w:val="single" w:color="auto" w:sz="4"/>
-              <w:bottom w:val="single" w:color="auto" w:sz="4"/>
-              <w:right w:val="single" w:color="auto" w:sz="4"/>
-            </w:tcBorders>
-            <w:tcMar>
-              <w:top w:type="dxa" w:w="60"/>
-              <w:left w:type="dxa" w:w="100"/>
-              <w:bottom w:type="dxa" w:w="60"/>
-              <w:right w:type="dxa" w:w="100"/>
-            </w:tcMar>
-          </w:tcPr>
-          <w:p>
-            <w:r>
-              <w:t xml:space="preserve">From </w:t>
-            </w:r>
-            <w:r>
-              <w:rPr>
-                <w:rFonts w:ascii="Consolas" w:cs="Consolas" w:eastAsia="Consolas" w:hAnsi="Consolas"/>
-                <w:color w:val="1F3A6B"/>
-                <w:sz w:val="19"/>
-                <w:szCs w:val="19"/>
-              </w:rPr>
-              <w:t xml:space="preserve">ansible/</w:t>
-            </w:r>
-            <w:r>
-              <w:t xml:space="preserve">: </w:t>
-            </w:r>
-            <w:r>
-              <w:rPr>
-                <w:rFonts w:ascii="Consolas" w:cs="Consolas" w:eastAsia="Consolas" w:hAnsi="Consolas"/>
-                <w:color w:val="1F3A6B"/>
-                <w:sz w:val="19"/>
-                <w:szCs w:val="19"/>
-              </w:rPr>
-              <w:t xml:space="preserve">ansible-vault encrypt secrets.yml</w:t>
+              <w:t xml:space="preserve">ansible-vault encrypt group_vars/all/vault.yml</w:t>
             </w:r>
             <w:r>
               <w:t xml:space="preserve"> before anything else.</w:t>
@@ -8865,7 +8353,7 @@
           </w:tcPr>
           <w:p>
             <w:r>
-              <w:t xml:space="preserve">The Keychain entry is missing (section 6).</w:t>
+              <w:t xml:space="preserve">The Keychain item isp-observability-vault-&lt;isp&gt; is missing (section 6).</w:t>
             </w:r>
           </w:p>
         </w:tc>
@@ -8932,31 +8420,7 @@
           </w:tcPr>
           <w:p>
             <w:r>
-              <w:t xml:space="preserve">SSH: run </w:t>
-            </w:r>
-            <w:r>
-              <w:rPr>
-                <w:rFonts w:ascii="Consolas" w:cs="Consolas" w:eastAsia="Consolas" w:hAnsi="Consolas"/>
-                <w:color w:val="1F3A6B"/>
-                <w:sz w:val="19"/>
-                <w:szCs w:val="19"/>
-              </w:rPr>
-              <w:t xml:space="preserve">ssh-copy-id</w:t>
-            </w:r>
-            <w:r>
-              <w:t xml:space="preserve"> again; check the address in </w:t>
-            </w:r>
-            <w:r>
-              <w:rPr>
-                <w:rFonts w:ascii="Consolas" w:cs="Consolas" w:eastAsia="Consolas" w:hAnsi="Consolas"/>
-                <w:color w:val="1F3A6B"/>
-                <w:sz w:val="19"/>
-                <w:szCs w:val="19"/>
-              </w:rPr>
-              <w:t xml:space="preserve">ansible/inventory.ini</w:t>
-            </w:r>
-            <w:r>
-              <w:t xml:space="preserve">.</w:t>
+              <w:t xml:space="preserve">SSH: run ssh-copy-id again; check the address in the site's hosts.ini.</w:t>
             </w:r>
           </w:p>
         </w:tc>
@@ -9099,10 +8563,10 @@
                 <w:sz w:val="19"/>
                 <w:szCs w:val="19"/>
               </w:rPr>
-              <w:t xml:space="preserve">scripts/edit-secrets.sh</w:t>
-            </w:r>
-            <w:r>
-              <w:t xml:space="preserve">, commit, merge.</w:t>
+              <w:t xml:space="preserve">scripts/edit-secrets.sh --site &lt;site&gt;</w:t>
+            </w:r>
+            <w:r>
+              <w:t xml:space="preserve">, commit, push.</w:t>
             </w:r>
           </w:p>
         </w:tc>
@@ -9196,13 +8660,7 @@
           </w:tcPr>
           <w:p>
             <w:r>
-              <w:rPr>
-                <w:rFonts w:ascii="Consolas" w:cs="Consolas" w:eastAsia="Consolas" w:hAnsi="Consolas"/>
-                <w:color w:val="1F3A6B"/>
-                <w:sz w:val="19"/>
-                <w:szCs w:val="19"/>
-              </w:rPr>
-              <w:t xml:space="preserve">Routers without credentials: [...]</w:t>
+              <w:t xml:space="preserve">site inventory check failed / Fix in the site folder: ...</w:t>
             </w:r>
           </w:p>
         </w:tc>
@@ -9224,31 +8682,7 @@
           </w:tcPr>
           <w:p>
             <w:r>
-              <w:t xml:space="preserve">A router in </w:t>
-            </w:r>
-            <w:r>
-              <w:rPr>
-                <w:rFonts w:ascii="Consolas" w:cs="Consolas" w:eastAsia="Consolas" w:hAnsi="Consolas"/>
-                <w:color w:val="1F3A6B"/>
-                <w:sz w:val="19"/>
-                <w:szCs w:val="19"/>
-              </w:rPr>
-              <w:t xml:space="preserve">routeros_exporter_config</w:t>
-            </w:r>
-            <w:r>
-              <w:t xml:space="preserve"> has no entry in </w:t>
-            </w:r>
-            <w:r>
-              <w:rPr>
-                <w:rFonts w:ascii="Consolas" w:cs="Consolas" w:eastAsia="Consolas" w:hAnsi="Consolas"/>
-                <w:color w:val="1F3A6B"/>
-                <w:sz w:val="19"/>
-                <w:szCs w:val="19"/>
-              </w:rPr>
-              <w:t xml:space="preserve">routeros_api_credentials</w:t>
-            </w:r>
-            <w:r>
-              <w:t xml:space="preserve">, or the names differ.</w:t>
+              <w:t xml:space="preserve">Each line names the key to fix: a duplicate IP or name, a link or sector naming an unknown POP, a POP router without an API login, an unknown SNMP credential name, a SHA1 / AES-256 spelling.</w:t>
             </w:r>
           </w:p>
         </w:tc>
@@ -11209,7 +10643,7 @@
                 <w:sz w:val="19"/>
                 <w:szCs w:val="19"/>
               </w:rPr>
-              <w:t xml:space="preserve">scripts/deploy.sh</w:t>
+              <w:t xml:space="preserve">scripts/deploy.sh --site &lt;site&gt;</w:t>
             </w:r>
             <w:r>
               <w:t xml:space="preserve"> again</w:t>
@@ -12237,19 +11671,7 @@
         <w:spacing w:after="60"/>
       </w:pPr>
       <w:r>
-        <w:t xml:space="preserve">Deploy tag pushed (</w:t>
-      </w:r>
-      <w:r>
-        <w:rPr>
-          <w:rFonts w:ascii="Consolas" w:cs="Consolas" w:eastAsia="Consolas" w:hAnsi="Consolas"/>
-          <w:color w:val="1F3A6B"/>
-          <w:sz w:val="19"/>
-          <w:szCs w:val="19"/>
-        </w:rPr>
-        <w:t xml:space="preserve">git push origin deploy-...</w:t>
-      </w:r>
-      <w:r>
-        <w:t xml:space="preserve">) and the site-setup branch merged.</w:t>
+        <w:t xml:space="preserve">Deploy tags pushed in both repositories, and the site repository pushed to its private remote.</w:t>
       </w:r>
     </w:p>
     <w:p>
@@ -12482,7 +11904,7 @@
           </w:tcPr>
           <w:p>
             <w:r>
-              <w:t xml:space="preserve">Release (commit and deploy tag)</w:t>
+              <w:t xml:space="preserve">Release (commit, site commit, deploy tag)</w:t>
             </w:r>
           </w:p>
         </w:tc>
@@ -12705,19 +12127,7 @@
         <w:spacing w:after="120"/>
       </w:pPr>
       <w:r>
-        <w:t xml:space="preserve">Every change goes the same way: branch, pull request, merge to </w:t>
-      </w:r>
-      <w:r>
-        <w:rPr>
-          <w:rFonts w:ascii="Consolas" w:cs="Consolas" w:eastAsia="Consolas" w:hAnsi="Consolas"/>
-          <w:color w:val="1F3A6B"/>
-          <w:sz w:val="19"/>
-          <w:szCs w:val="19"/>
-        </w:rPr>
-        <w:t xml:space="preserve">main</w:t>
-      </w:r>
-      <w:r>
-        <w:t xml:space="preserve">, then deploy. All from the laptop.</w:t>
+        <w:t xml:space="preserve">Product changes go branch, pull request, merge to main; network and secret changes are commits to the site repository. Then deploy. All from the laptop.</w:t>
       </w:r>
     </w:p>
     <w:tbl>
@@ -12842,13 +12252,7 @@
           </w:tcPr>
           <w:p>
             <w:r>
-              <w:rPr>
-                <w:rFonts w:ascii="Consolas" w:cs="Consolas" w:eastAsia="Consolas" w:hAnsi="Consolas"/>
-                <w:color w:val="1F3A6B"/>
-                <w:sz w:val="19"/>
-                <w:szCs w:val="19"/>
-              </w:rPr>
-              <w:t xml:space="preserve">scripts/deploy.sh --check</w:t>
+              <w:t xml:space="preserve">scripts/deploy.sh --site &lt;site&gt; --check</w:t>
             </w:r>
           </w:p>
         </w:tc>
@@ -12897,13 +12301,7 @@
           </w:tcPr>
           <w:p>
             <w:r>
-              <w:rPr>
-                <w:rFonts w:ascii="Consolas" w:cs="Consolas" w:eastAsia="Consolas" w:hAnsi="Consolas"/>
-                <w:color w:val="1F3A6B"/>
-                <w:sz w:val="19"/>
-                <w:szCs w:val="19"/>
-              </w:rPr>
-              <w:t xml:space="preserve">scripts/deploy.sh</w:t>
+              <w:t xml:space="preserve">scripts/deploy.sh --site &lt;site&gt;</w:t>
             </w:r>
           </w:p>
         </w:tc>
@@ -12952,16 +12350,7 @@
           </w:tcPr>
           <w:p>
             <w:r>
-              <w:rPr>
-                <w:rFonts w:ascii="Consolas" w:cs="Consolas" w:eastAsia="Consolas" w:hAnsi="Consolas"/>
-                <w:color w:val="1F3A6B"/>
-                <w:sz w:val="19"/>
-                <w:szCs w:val="19"/>
-              </w:rPr>
-              <w:t xml:space="preserve">scripts/deploy.sh deploy-2026-10-26-0915</w:t>
-            </w:r>
-            <w:r>
-              <w:t xml:space="preserve"> (any earlier tag)</w:t>
+              <w:t xml:space="preserve">scripts/deploy.sh --site &lt;site&gt; deploy-&lt;isp&gt;-2026-10-26-0915 (any earlier tag)</w:t>
             </w:r>
           </w:p>
         </w:tc>
@@ -13010,25 +12399,7 @@
           </w:tcPr>
           <w:p>
             <w:r>
-              <w:rPr>
-                <w:rFonts w:ascii="Consolas" w:cs="Consolas" w:eastAsia="Consolas" w:hAnsi="Consolas"/>
-                <w:color w:val="1F3A6B"/>
-                <w:sz w:val="19"/>
-                <w:szCs w:val="19"/>
-              </w:rPr>
-              <w:t xml:space="preserve">scripts/edit-secrets.sh</w:t>
-            </w:r>
-            <w:r>
-              <w:t xml:space="preserve">, commit, merge, </w:t>
-            </w:r>
-            <w:r>
-              <w:rPr>
-                <w:rFonts w:ascii="Consolas" w:cs="Consolas" w:eastAsia="Consolas" w:hAnsi="Consolas"/>
-                <w:color w:val="1F3A6B"/>
-                <w:sz w:val="19"/>
-                <w:szCs w:val="19"/>
-              </w:rPr>
-              <w:t xml:space="preserve">scripts/deploy.sh</w:t>
+              <w:t xml:space="preserve">scripts/edit-secrets.sh --site &lt;site&gt;, commit, push, scripts/deploy.sh --site &lt;site&gt;</w:t>
             </w:r>
           </w:p>
         </w:tc>
@@ -13055,7 +12426,7 @@
           </w:tcPr>
           <w:p>
             <w:r>
-              <w:t xml:space="preserve">Change the vault password</w:t>
+              <w:t xml:space="preserve">Add or change a router, sector or link</w:t>
             </w:r>
           </w:p>
         </w:tc>
@@ -13077,16 +12448,7 @@
           </w:tcPr>
           <w:p>
             <w:r>
-              <w:rPr>
-                <w:rFonts w:ascii="Consolas" w:cs="Consolas" w:eastAsia="Consolas" w:hAnsi="Consolas"/>
-                <w:color w:val="1F3A6B"/>
-                <w:sz w:val="19"/>
-                <w:szCs w:val="19"/>
-              </w:rPr>
-              <w:t xml:space="preserve">cd ansible &amp;&amp; ansible-vault rekey secrets.yml</w:t>
-            </w:r>
-            <w:r>
-              <w:t xml:space="preserve">, update Keychain and password manager, commit (section 6.2)</w:t>
+              <w:t xml:space="preserve">Edit &lt;site&gt;/group_vars/all/vars.yml (plus the API login in the vault for a new POP router), commit, push, scripts/deploy.sh --site &lt;site&gt;</w:t>
             </w:r>
           </w:p>
         </w:tc>
@@ -13113,6 +12475,55 @@
           </w:tcPr>
           <w:p>
             <w:r>
+              <w:t xml:space="preserve">Change the vault password</w:t>
+            </w:r>
+          </w:p>
+        </w:tc>
+        <w:tc>
+          <w:tcPr>
+            <w:tcW w:type="dxa" w:w="6024"/>
+            <w:tcBorders>
+              <w:top w:val="single" w:color="auto" w:sz="4"/>
+              <w:left w:val="single" w:color="auto" w:sz="4"/>
+              <w:bottom w:val="single" w:color="auto" w:sz="4"/>
+              <w:right w:val="single" w:color="auto" w:sz="4"/>
+            </w:tcBorders>
+            <w:tcMar>
+              <w:top w:type="dxa" w:w="60"/>
+              <w:left w:type="dxa" w:w="100"/>
+              <w:bottom w:type="dxa" w:w="60"/>
+              <w:right w:type="dxa" w:w="100"/>
+            </w:tcMar>
+          </w:tcPr>
+          <w:p>
+            <w:r>
+              <w:t xml:space="preserve">ansible-vault rekey &lt;site&gt;/group_vars/all/vault.yml, update Keychain and password manager, commit and push the site repository (section 6.2)</w:t>
+            </w:r>
+          </w:p>
+        </w:tc>
+      </w:tr>
+      <w:tr>
+        <w:trPr>
+          <w:cantSplit/>
+        </w:trPr>
+        <w:tc>
+          <w:tcPr>
+            <w:tcW w:type="dxa" w:w="3614"/>
+            <w:tcBorders>
+              <w:top w:val="single" w:color="auto" w:sz="4"/>
+              <w:left w:val="single" w:color="auto" w:sz="4"/>
+              <w:bottom w:val="single" w:color="auto" w:sz="4"/>
+              <w:right w:val="single" w:color="auto" w:sz="4"/>
+            </w:tcBorders>
+            <w:tcMar>
+              <w:top w:type="dxa" w:w="60"/>
+              <w:left w:type="dxa" w:w="100"/>
+              <w:bottom w:type="dxa" w:w="60"/>
+              <w:right w:type="dxa" w:w="100"/>
+            </w:tcMar>
+          </w:tcPr>
+          <w:p>
+            <w:r>
               <w:t xml:space="preserve">Ubuntu security updates</w:t>
             </w:r>
           </w:p>
@@ -13135,16 +12546,7 @@
           </w:tcPr>
           <w:p>
             <w:r>
-              <w:rPr>
-                <w:rFonts w:ascii="Consolas" w:cs="Consolas" w:eastAsia="Consolas" w:hAnsi="Consolas"/>
-                <w:color w:val="1F3A6B"/>
-                <w:sz w:val="19"/>
-                <w:szCs w:val="19"/>
-              </w:rPr>
-              <w:t xml:space="preserve">scripts/deploy.sh --os-updates</w:t>
-            </w:r>
-            <w:r>
-              <w:t xml:space="preserve"> (reboots only if Ubuntu asks)</w:t>
+              <w:t xml:space="preserve">scripts/deploy.sh --site &lt;site&gt; --os-updates (reboots only if Ubuntu asks)</w:t>
             </w:r>
           </w:p>
         </w:tc>
@@ -13411,7 +12813,7 @@
           </w:tcPr>
           <w:p>
             <w:r>
-              <w:t xml:space="preserve">Alert rules, targets, dashboards, alert routing</w:t>
+              <w:t xml:space="preserve">Alert rules, dashboards, alert routing, templates for the per-site files</w:t>
             </w:r>
           </w:p>
         </w:tc>
@@ -13433,37 +12835,7 @@
           </w:tcPr>
           <w:p>
             <w:r>
-              <w:rPr>
-                <w:rFonts w:ascii="Consolas" w:cs="Consolas" w:eastAsia="Consolas" w:hAnsi="Consolas"/>
-                <w:color w:val="1F3A6B"/>
-                <w:sz w:val="19"/>
-                <w:szCs w:val="19"/>
-              </w:rPr>
-              <w:t xml:space="preserve">prometheus/</w:t>
-            </w:r>
-            <w:r>
-              <w:t xml:space="preserve">, </w:t>
-            </w:r>
-            <w:r>
-              <w:rPr>
-                <w:rFonts w:ascii="Consolas" w:cs="Consolas" w:eastAsia="Consolas" w:hAnsi="Consolas"/>
-                <w:color w:val="1F3A6B"/>
-                <w:sz w:val="19"/>
-                <w:szCs w:val="19"/>
-              </w:rPr>
-              <w:t xml:space="preserve">grafana/</w:t>
-            </w:r>
-            <w:r>
-              <w:t xml:space="preserve">, </w:t>
-            </w:r>
-            <w:r>
-              <w:rPr>
-                <w:rFonts w:ascii="Consolas" w:cs="Consolas" w:eastAsia="Consolas" w:hAnsi="Consolas"/>
-                <w:color w:val="1F3A6B"/>
-                <w:sz w:val="19"/>
-                <w:szCs w:val="19"/>
-              </w:rPr>
-              <w:t xml:space="preserve">alertmanager/</w:t>
+              <w:t xml:space="preserve">prometheus/, grafana/, alertmanager/, ansible/ (product repository)</w:t>
             </w:r>
           </w:p>
         </w:tc>
@@ -13512,7 +12884,7 @@
           </w:tcPr>
           <w:p>
             <w:r>
-              <w:t xml:space="preserve">Every secret and per-site setting (passwords, tokens, router logins, SNMPv3 users, firewall ranges, API router list)</w:t>
+              <w:t xml:space="preserve">This ISP's network (POPs, routers, sectors, links), Telegram group, timezone, firewall ranges</w:t>
             </w:r>
           </w:p>
         </w:tc>
@@ -13534,13 +12906,7 @@
           </w:tcPr>
           <w:p>
             <w:r>
-              <w:rPr>
-                <w:rFonts w:ascii="Consolas" w:cs="Consolas" w:eastAsia="Consolas" w:hAnsi="Consolas"/>
-                <w:color w:val="1F3A6B"/>
-                <w:sz w:val="19"/>
-                <w:szCs w:val="19"/>
-              </w:rPr>
-              <w:t xml:space="preserve">ansible/secrets.yml</w:t>
+              <w:t xml:space="preserve">Site folder: group_vars/all/vars.yml</w:t>
             </w:r>
           </w:p>
         </w:tc>
@@ -13562,7 +12928,7 @@
           </w:tcPr>
           <w:p>
             <w:r>
-              <w:t xml:space="preserve">Yes, encrypted</w:t>
+              <w:t xml:space="preserve">Yes, site repository</w:t>
             </w:r>
           </w:p>
         </w:tc>
@@ -13589,7 +12955,7 @@
           </w:tcPr>
           <w:p>
             <w:r>
-              <w:t xml:space="preserve">Vault password</w:t>
+              <w:t xml:space="preserve">Every secret (passwords, tokens, router API logins, SNMP credentials, dead-man URL, WhatsApp recipients)</w:t>
             </w:r>
           </w:p>
         </w:tc>
@@ -13611,7 +12977,7 @@
           </w:tcPr>
           <w:p>
             <w:r>
-              <w:t xml:space="preserve">Laptop Keychain + password manager</w:t>
+              <w:t xml:space="preserve">Site folder: group_vars/all/vault.yml</w:t>
             </w:r>
           </w:p>
         </w:tc>
@@ -13633,7 +12999,7 @@
           </w:tcPr>
           <w:p>
             <w:r>
-              <w:t xml:space="preserve">Never</w:t>
+              <w:t xml:space="preserve">Yes, site repository, encrypted</w:t>
             </w:r>
           </w:p>
         </w:tc>
@@ -13660,7 +13026,7 @@
           </w:tcPr>
           <w:p>
             <w:r>
-              <w:t xml:space="preserve">Server address</w:t>
+              <w:t xml:space="preserve">Vault password</w:t>
             </w:r>
           </w:p>
         </w:tc>
@@ -13682,13 +13048,7 @@
           </w:tcPr>
           <w:p>
             <w:r>
-              <w:rPr>
-                <w:rFonts w:ascii="Consolas" w:cs="Consolas" w:eastAsia="Consolas" w:hAnsi="Consolas"/>
-                <w:color w:val="1F3A6B"/>
-                <w:sz w:val="19"/>
-                <w:szCs w:val="19"/>
-              </w:rPr>
-              <w:t xml:space="preserve">ansible/inventory.ini</w:t>
+              <w:t xml:space="preserve">Laptop Keychain + password manager</w:t>
             </w:r>
           </w:p>
         </w:tc>
@@ -13710,7 +13070,7 @@
           </w:tcPr>
           <w:p>
             <w:r>
-              <w:t xml:space="preserve">No (per site)</w:t>
+              <w:t xml:space="preserve">Never</w:t>
             </w:r>
           </w:p>
         </w:tc>
@@ -13737,7 +13097,7 @@
           </w:tcPr>
           <w:p>
             <w:r>
-              <w:t xml:space="preserve">Running system on the server</w:t>
+              <w:t xml:space="preserve">Server address</w:t>
             </w:r>
           </w:p>
         </w:tc>
@@ -13759,13 +13119,7 @@
           </w:tcPr>
           <w:p>
             <w:r>
-              <w:rPr>
-                <w:rFonts w:ascii="Consolas" w:cs="Consolas" w:eastAsia="Consolas" w:hAnsi="Consolas"/>
-                <w:color w:val="1F3A6B"/>
-                <w:sz w:val="19"/>
-                <w:szCs w:val="19"/>
-              </w:rPr>
-              <w:t xml:space="preserve">/opt/isp-observability</w:t>
+              <w:t xml:space="preserve">Site folder: hosts.ini</w:t>
             </w:r>
           </w:p>
         </w:tc>
@@ -13787,7 +13141,7 @@
           </w:tcPr>
           <w:p>
             <w:r>
-              <w:t xml:space="preserve">Written by the deploy</w:t>
+              <w:t xml:space="preserve">Yes, site repository</w:t>
             </w:r>
           </w:p>
         </w:tc>
@@ -13814,7 +13168,7 @@
           </w:tcPr>
           <w:p>
             <w:r>
-              <w:t xml:space="preserve">Metric history, Grafana users</w:t>
+              <w:t xml:space="preserve">Running system on the server</w:t>
             </w:r>
           </w:p>
         </w:tc>
@@ -13836,7 +13190,13 @@
           </w:tcPr>
           <w:p>
             <w:r>
-              <w:t xml:space="preserve">Docker volumes on the server</w:t>
+              <w:rPr>
+                <w:rFonts w:ascii="Consolas" w:cs="Consolas" w:eastAsia="Consolas" w:hAnsi="Consolas"/>
+                <w:color w:val="1F3A6B"/>
+                <w:sz w:val="19"/>
+                <w:szCs w:val="19"/>
+              </w:rPr>
+              <w:t xml:space="preserve">/opt/isp-observability</w:t>
             </w:r>
           </w:p>
         </w:tc>
@@ -13858,7 +13218,7 @@
           </w:tcPr>
           <w:p>
             <w:r>
-              <w:t xml:space="preserve">No: back up per Operations Manual section 7</w:t>
+              <w:t xml:space="preserve">Written by the deploy</w:t>
             </w:r>
           </w:p>
         </w:tc>
@@ -13885,6 +13245,77 @@
           </w:tcPr>
           <w:p>
             <w:r>
+              <w:t xml:space="preserve">Metric history, Grafana users</w:t>
+            </w:r>
+          </w:p>
+        </w:tc>
+        <w:tc>
+          <w:tcPr>
+            <w:tcW w:type="dxa" w:w="3815"/>
+            <w:tcBorders>
+              <w:top w:val="single" w:color="auto" w:sz="4"/>
+              <w:left w:val="single" w:color="auto" w:sz="4"/>
+              <w:bottom w:val="single" w:color="auto" w:sz="4"/>
+              <w:right w:val="single" w:color="auto" w:sz="4"/>
+            </w:tcBorders>
+            <w:tcMar>
+              <w:top w:type="dxa" w:w="60"/>
+              <w:left w:type="dxa" w:w="100"/>
+              <w:bottom w:type="dxa" w:w="60"/>
+              <w:right w:type="dxa" w:w="100"/>
+            </w:tcMar>
+          </w:tcPr>
+          <w:p>
+            <w:r>
+              <w:t xml:space="preserve">Docker volumes on the server</w:t>
+            </w:r>
+          </w:p>
+        </w:tc>
+        <w:tc>
+          <w:tcPr>
+            <w:tcW w:type="dxa" w:w="2008"/>
+            <w:tcBorders>
+              <w:top w:val="single" w:color="auto" w:sz="4"/>
+              <w:left w:val="single" w:color="auto" w:sz="4"/>
+              <w:bottom w:val="single" w:color="auto" w:sz="4"/>
+              <w:right w:val="single" w:color="auto" w:sz="4"/>
+            </w:tcBorders>
+            <w:tcMar>
+              <w:top w:type="dxa" w:w="60"/>
+              <w:left w:type="dxa" w:w="100"/>
+              <w:bottom w:type="dxa" w:w="60"/>
+              <w:right w:type="dxa" w:w="100"/>
+            </w:tcMar>
+          </w:tcPr>
+          <w:p>
+            <w:r>
+              <w:t xml:space="preserve">No: back up per Operations Manual section 7</w:t>
+            </w:r>
+          </w:p>
+        </w:tc>
+      </w:tr>
+      <w:tr>
+        <w:trPr>
+          <w:cantSplit/>
+        </w:trPr>
+        <w:tc>
+          <w:tcPr>
+            <w:tcW w:type="dxa" w:w="3815"/>
+            <w:tcBorders>
+              <w:top w:val="single" w:color="auto" w:sz="4"/>
+              <w:left w:val="single" w:color="auto" w:sz="4"/>
+              <w:bottom w:val="single" w:color="auto" w:sz="4"/>
+              <w:right w:val="single" w:color="auto" w:sz="4"/>
+            </w:tcBorders>
+            <w:tcMar>
+              <w:top w:type="dxa" w:w="60"/>
+              <w:left w:type="dxa" w:w="100"/>
+              <w:bottom w:type="dxa" w:w="60"/>
+              <w:right w:type="dxa" w:w="100"/>
+            </w:tcMar>
+          </w:tcPr>
+          <w:p>
+            <w:r>
               <w:t xml:space="preserve">Release history</w:t>
             </w:r>
           </w:p>
@@ -13907,28 +13338,7 @@
           </w:tcPr>
           <w:p>
             <w:r>
-              <w:rPr>
-                <w:rFonts w:ascii="Consolas" w:cs="Consolas" w:eastAsia="Consolas" w:hAnsi="Consolas"/>
-                <w:color w:val="1F3A6B"/>
-                <w:sz w:val="19"/>
-                <w:szCs w:val="19"/>
-              </w:rPr>
-              <w:t xml:space="preserve">/opt/isp-observability/.deploy-history</w:t>
-            </w:r>
-            <w:r>
-              <w:t xml:space="preserve"> and the </w:t>
-            </w:r>
-            <w:r>
-              <w:rPr>
-                <w:rFonts w:ascii="Consolas" w:cs="Consolas" w:eastAsia="Consolas" w:hAnsi="Consolas"/>
-                <w:color w:val="1F3A6B"/>
-                <w:sz w:val="19"/>
-                <w:szCs w:val="19"/>
-              </w:rPr>
-              <w:t xml:space="preserve">deploy-...</w:t>
-            </w:r>
-            <w:r>
-              <w:t xml:space="preserve"> git tags</w:t>
+              <w:t xml:space="preserve">/opt/isp-observability/.deploy-history and the deploy-... git tags in both repositories</w:t>
             </w:r>
           </w:p>
         </w:tc>
